--- a/Slide/PRM392_Project.docx
+++ b/Slide/PRM392_Project.docx
@@ -1,57 +1,37 @@
 
 <file path=word/document.xml><?xml version="1.0" encoding="utf-8"?>
-<w:document xmlns:wpc="http://schemas.microsoft.com/office/word/2010/wordprocessingCanvas" xmlns:mc="http://schemas.openxmlformats.org/markup-compatibility/2006" xmlns:o="urn:schemas-microsoft-com:office:office" xmlns:r="http://schemas.openxmlformats.org/officeDocument/2006/relationships" xmlns:m="http://schemas.openxmlformats.org/officeDocument/2006/math" xmlns:v="urn:schemas-microsoft-com:vml" xmlns:wp14="http://schemas.microsoft.com/office/word/2010/wordprocessingDrawing" xmlns:wp="http://schemas.openxmlformats.org/drawingml/2006/wordprocessingDrawing" xmlns:w="http://schemas.openxmlformats.org/wordprocessingml/2006/main" xmlns:w14="http://schemas.microsoft.com/office/word/2010/wordml" xmlns:w10="urn:schemas-microsoft-com:office:word" xmlns:w15="http://schemas.microsoft.com/office/word/2012/wordml" xmlns:wpg="http://schemas.microsoft.com/office/word/2010/wordprocessingGroup" xmlns:wpi="http://schemas.microsoft.com/office/word/2010/wordprocessingInk" xmlns:wne="http://schemas.microsoft.com/office/word/2006/wordml" xmlns:wps="http://schemas.microsoft.com/office/word/2010/wordprocessingShape" xmlns:wpsCustomData="http://www.wps.cn/officeDocument/2013/wpsCustomData" mc:Ignorable="w14 w15 wp14">
+<w:document xmlns:wpc="http://schemas.microsoft.com/office/word/2010/wordprocessingCanvas" xmlns:cx="http://schemas.microsoft.com/office/drawing/2014/chartex" xmlns:cx1="http://schemas.microsoft.com/office/drawing/2015/9/8/chartex" xmlns:cx2="http://schemas.microsoft.com/office/drawing/2015/10/21/chartex" xmlns:cx3="http://schemas.microsoft.com/office/drawing/2016/5/9/chartex" xmlns:cx4="http://schemas.microsoft.com/office/drawing/2016/5/10/chartex" xmlns:cx5="http://schemas.microsoft.com/office/drawing/2016/5/11/chartex" xmlns:cx6="http://schemas.microsoft.com/office/drawing/2016/5/12/chartex" xmlns:cx7="http://schemas.microsoft.com/office/drawing/2016/5/13/chartex" xmlns:cx8="http://schemas.microsoft.com/office/drawing/2016/5/14/chartex" xmlns:mc="http://schemas.openxmlformats.org/markup-compatibility/2006" xmlns:aink="http://schemas.microsoft.com/office/drawing/2016/ink" xmlns:am3d="http://schemas.microsoft.com/office/drawing/2017/model3d" xmlns:o="urn:schemas-microsoft-com:office:office" xmlns:oel="http://schemas.microsoft.com/office/2019/extlst" xmlns:r="http://schemas.openxmlformats.org/officeDocument/2006/relationships" xmlns:m="http://schemas.openxmlformats.org/officeDocument/2006/math" xmlns:v="urn:schemas-microsoft-com:vml" xmlns:wp14="http://schemas.microsoft.com/office/word/2010/wordprocessingDrawing" xmlns:wp="http://schemas.openxmlformats.org/drawingml/2006/wordprocessingDrawing" xmlns:w10="urn:schemas-microsoft-com:office:word" xmlns:w="http://schemas.openxmlformats.org/wordprocessingml/2006/main" xmlns:w14="http://schemas.microsoft.com/office/word/2010/wordml" xmlns:w15="http://schemas.microsoft.com/office/word/2012/wordml" xmlns:w16cex="http://schemas.microsoft.com/office/word/2018/wordml/cex" xmlns:w16cid="http://schemas.microsoft.com/office/word/2016/wordml/cid" xmlns:w16="http://schemas.microsoft.com/office/word/2018/wordml" xmlns:w16du="http://schemas.microsoft.com/office/word/2023/wordml/word16du" xmlns:w16sdtdh="http://schemas.microsoft.com/office/word/2020/wordml/sdtdatahash" xmlns:w16sdtfl="http://schemas.microsoft.com/office/word/2024/wordml/sdtformatlock" xmlns:w16se="http://schemas.microsoft.com/office/word/2015/wordml/symex" xmlns:wpg="http://schemas.microsoft.com/office/word/2010/wordprocessingGroup" xmlns:wpi="http://schemas.microsoft.com/office/word/2010/wordprocessingInk" xmlns:wne="http://schemas.microsoft.com/office/word/2006/wordml" xmlns:wps="http://schemas.microsoft.com/office/word/2010/wordprocessingShape" mc:Ignorable="w14 w15 w16se w16cid w16 w16cex w16sdtdh w16sdtfl w16du wp14">
   <w:body>
     <w:tbl>
       <w:tblPr>
-        <w:tblStyle w:val="3"/>
         <w:tblW w:w="5000" w:type="pct"/>
-        <w:tblInd w:w="0" w:type="dxa"/>
         <w:tblBorders>
-          <w:top w:val="outset" w:color="auto" w:sz="12" w:space="0"/>
-          <w:left w:val="outset" w:color="auto" w:sz="12" w:space="0"/>
-          <w:bottom w:val="outset" w:color="auto" w:sz="12" w:space="0"/>
-          <w:right w:val="outset" w:color="auto" w:sz="12" w:space="0"/>
-          <w:insideH w:val="none" w:color="auto" w:sz="0" w:space="0"/>
-          <w:insideV w:val="none" w:color="auto" w:sz="0" w:space="0"/>
+          <w:top w:val="outset" w:sz="12" w:space="0" w:color="auto"/>
+          <w:left w:val="outset" w:sz="12" w:space="0" w:color="auto"/>
+          <w:bottom w:val="outset" w:sz="12" w:space="0" w:color="auto"/>
+          <w:right w:val="outset" w:sz="12" w:space="0" w:color="auto"/>
         </w:tblBorders>
-        <w:tblLayout w:type="autofit"/>
         <w:tblCellMar>
           <w:top w:w="30" w:type="dxa"/>
           <w:left w:w="30" w:type="dxa"/>
           <w:bottom w:w="30" w:type="dxa"/>
           <w:right w:w="30" w:type="dxa"/>
         </w:tblCellMar>
+        <w:tblLook w:val="04A0" w:firstRow="1" w:lastRow="0" w:firstColumn="1" w:lastColumn="0" w:noHBand="0" w:noVBand="1"/>
       </w:tblPr>
       <w:tblGrid>
-        <w:gridCol w:w="5279"/>
-        <w:gridCol w:w="4141"/>
+        <w:gridCol w:w="5236"/>
+        <w:gridCol w:w="4108"/>
       </w:tblGrid>
       <w:tr>
-        <w:tblPrEx>
-          <w:tblBorders>
-            <w:top w:val="outset" w:color="auto" w:sz="12" w:space="0"/>
-            <w:left w:val="outset" w:color="auto" w:sz="12" w:space="0"/>
-            <w:bottom w:val="outset" w:color="auto" w:sz="12" w:space="0"/>
-            <w:right w:val="outset" w:color="auto" w:sz="12" w:space="0"/>
-            <w:insideH w:val="none" w:color="auto" w:sz="0" w:space="0"/>
-            <w:insideV w:val="none" w:color="auto" w:sz="0" w:space="0"/>
-          </w:tblBorders>
-          <w:tblCellMar>
-            <w:top w:w="30" w:type="dxa"/>
-            <w:left w:w="30" w:type="dxa"/>
-            <w:bottom w:w="30" w:type="dxa"/>
-            <w:right w:w="30" w:type="dxa"/>
-          </w:tblCellMar>
-        </w:tblPrEx>
         <w:tc>
           <w:tcPr>
             <w:tcW w:w="2802" w:type="pct"/>
             <w:tcBorders>
-              <w:top w:val="outset" w:color="auto" w:sz="6" w:space="0"/>
-              <w:left w:val="outset" w:color="auto" w:sz="6" w:space="0"/>
-              <w:bottom w:val="outset" w:color="auto" w:sz="6" w:space="0"/>
-              <w:right w:val="outset" w:color="auto" w:sz="6" w:space="0"/>
+              <w:top w:val="outset" w:sz="6" w:space="0" w:color="auto"/>
+              <w:left w:val="outset" w:sz="6" w:space="0" w:color="auto"/>
+              <w:bottom w:val="outset" w:sz="6" w:space="0" w:color="auto"/>
+              <w:right w:val="outset" w:sz="6" w:space="0" w:color="auto"/>
             </w:tcBorders>
           </w:tcPr>
           <w:p>
@@ -76,10 +56,10 @@
           <w:tcPr>
             <w:tcW w:w="2198" w:type="pct"/>
             <w:tcBorders>
-              <w:top w:val="outset" w:color="auto" w:sz="6" w:space="0"/>
-              <w:left w:val="outset" w:color="auto" w:sz="6" w:space="0"/>
-              <w:bottom w:val="outset" w:color="auto" w:sz="6" w:space="0"/>
-              <w:right w:val="outset" w:color="auto" w:sz="6" w:space="0"/>
+              <w:top w:val="outset" w:sz="6" w:space="0" w:color="auto"/>
+              <w:left w:val="outset" w:sz="6" w:space="0" w:color="auto"/>
+              <w:bottom w:val="outset" w:sz="6" w:space="0" w:color="auto"/>
+              <w:right w:val="outset" w:sz="6" w:space="0" w:color="auto"/>
             </w:tcBorders>
           </w:tcPr>
           <w:p>
@@ -102,31 +82,15 @@
         </w:tc>
       </w:tr>
       <w:tr>
-        <w:tblPrEx>
-          <w:tblBorders>
-            <w:top w:val="outset" w:color="auto" w:sz="12" w:space="0"/>
-            <w:left w:val="outset" w:color="auto" w:sz="12" w:space="0"/>
-            <w:bottom w:val="outset" w:color="auto" w:sz="12" w:space="0"/>
-            <w:right w:val="outset" w:color="auto" w:sz="12" w:space="0"/>
-            <w:insideH w:val="none" w:color="auto" w:sz="0" w:space="0"/>
-            <w:insideV w:val="none" w:color="auto" w:sz="0" w:space="0"/>
-          </w:tblBorders>
-          <w:tblCellMar>
-            <w:top w:w="30" w:type="dxa"/>
-            <w:left w:w="30" w:type="dxa"/>
-            <w:bottom w:w="30" w:type="dxa"/>
-            <w:right w:w="30" w:type="dxa"/>
-          </w:tblCellMar>
-        </w:tblPrEx>
         <w:tc>
           <w:tcPr>
             <w:tcW w:w="0" w:type="auto"/>
             <w:gridSpan w:val="2"/>
             <w:tcBorders>
-              <w:top w:val="outset" w:color="auto" w:sz="6" w:space="0"/>
-              <w:left w:val="outset" w:color="auto" w:sz="6" w:space="0"/>
-              <w:bottom w:val="outset" w:color="auto" w:sz="6" w:space="0"/>
-              <w:right w:val="outset" w:color="auto" w:sz="6" w:space="0"/>
+              <w:top w:val="outset" w:sz="6" w:space="0" w:color="auto"/>
+              <w:left w:val="outset" w:sz="6" w:space="0" w:color="auto"/>
+              <w:bottom w:val="outset" w:sz="6" w:space="0" w:color="auto"/>
+              <w:right w:val="outset" w:sz="6" w:space="0" w:color="auto"/>
             </w:tcBorders>
           </w:tcPr>
           <w:p>
@@ -148,31 +112,15 @@
         </w:tc>
       </w:tr>
       <w:tr>
-        <w:tblPrEx>
-          <w:tblBorders>
-            <w:top w:val="outset" w:color="auto" w:sz="12" w:space="0"/>
-            <w:left w:val="outset" w:color="auto" w:sz="12" w:space="0"/>
-            <w:bottom w:val="outset" w:color="auto" w:sz="12" w:space="0"/>
-            <w:right w:val="outset" w:color="auto" w:sz="12" w:space="0"/>
-            <w:insideH w:val="none" w:color="auto" w:sz="0" w:space="0"/>
-            <w:insideV w:val="none" w:color="auto" w:sz="0" w:space="0"/>
-          </w:tblBorders>
-          <w:tblCellMar>
-            <w:top w:w="30" w:type="dxa"/>
-            <w:left w:w="30" w:type="dxa"/>
-            <w:bottom w:w="30" w:type="dxa"/>
-            <w:right w:w="30" w:type="dxa"/>
-          </w:tblCellMar>
-        </w:tblPrEx>
         <w:tc>
           <w:tcPr>
             <w:tcW w:w="0" w:type="auto"/>
             <w:gridSpan w:val="2"/>
             <w:tcBorders>
-              <w:top w:val="outset" w:color="auto" w:sz="6" w:space="0"/>
-              <w:left w:val="outset" w:color="auto" w:sz="6" w:space="0"/>
-              <w:bottom w:val="outset" w:color="auto" w:sz="6" w:space="0"/>
-              <w:right w:val="outset" w:color="auto" w:sz="6" w:space="0"/>
+              <w:top w:val="outset" w:sz="6" w:space="0" w:color="auto"/>
+              <w:left w:val="outset" w:sz="6" w:space="0" w:color="auto"/>
+              <w:bottom w:val="outset" w:sz="6" w:space="0" w:color="auto"/>
+              <w:right w:val="outset" w:sz="6" w:space="0" w:color="auto"/>
             </w:tcBorders>
           </w:tcPr>
           <w:p>
@@ -196,13 +144,7 @@
                 <w:sz w:val="26"/>
                 <w:szCs w:val="26"/>
               </w:rPr>
-              <w:br w:type="textWrapping"/>
-            </w:r>
-            <w:r>
-              <w:rPr>
-                <w:sz w:val="26"/>
-                <w:szCs w:val="26"/>
-              </w:rPr>
+              <w:br/>
               <w:t>LO1,LO2,LO3,LO4,LO5</w:t>
             </w:r>
           </w:p>
@@ -219,45 +161,26 @@
     </w:p>
     <w:tbl>
       <w:tblPr>
-        <w:tblStyle w:val="3"/>
         <w:tblW w:w="4000" w:type="pct"/>
         <w:jc w:val="center"/>
         <w:tblBorders>
-          <w:top w:val="outset" w:color="auto" w:sz="6" w:space="0"/>
-          <w:left w:val="outset" w:color="auto" w:sz="6" w:space="0"/>
-          <w:bottom w:val="outset" w:color="auto" w:sz="6" w:space="0"/>
-          <w:right w:val="outset" w:color="auto" w:sz="6" w:space="0"/>
-          <w:insideH w:val="none" w:color="auto" w:sz="0" w:space="0"/>
-          <w:insideV w:val="none" w:color="auto" w:sz="0" w:space="0"/>
+          <w:top w:val="outset" w:sz="6" w:space="0" w:color="auto"/>
+          <w:left w:val="outset" w:sz="6" w:space="0" w:color="auto"/>
+          <w:bottom w:val="outset" w:sz="6" w:space="0" w:color="auto"/>
+          <w:right w:val="outset" w:sz="6" w:space="0" w:color="auto"/>
         </w:tblBorders>
-        <w:tblLayout w:type="autofit"/>
         <w:tblCellMar>
           <w:top w:w="45" w:type="dxa"/>
           <w:left w:w="45" w:type="dxa"/>
           <w:bottom w:w="45" w:type="dxa"/>
           <w:right w:w="45" w:type="dxa"/>
         </w:tblCellMar>
+        <w:tblLook w:val="04A0" w:firstRow="1" w:lastRow="0" w:firstColumn="1" w:lastColumn="0" w:noHBand="0" w:noVBand="1"/>
       </w:tblPr>
       <w:tblGrid>
-        <w:gridCol w:w="7560"/>
+        <w:gridCol w:w="7475"/>
       </w:tblGrid>
       <w:tr>
-        <w:tblPrEx>
-          <w:tblBorders>
-            <w:top w:val="outset" w:color="auto" w:sz="6" w:space="0"/>
-            <w:left w:val="outset" w:color="auto" w:sz="6" w:space="0"/>
-            <w:bottom w:val="outset" w:color="auto" w:sz="6" w:space="0"/>
-            <w:right w:val="outset" w:color="auto" w:sz="6" w:space="0"/>
-            <w:insideH w:val="none" w:color="auto" w:sz="0" w:space="0"/>
-            <w:insideV w:val="none" w:color="auto" w:sz="0" w:space="0"/>
-          </w:tblBorders>
-          <w:tblCellMar>
-            <w:top w:w="45" w:type="dxa"/>
-            <w:left w:w="45" w:type="dxa"/>
-            <w:bottom w:w="45" w:type="dxa"/>
-            <w:right w:w="45" w:type="dxa"/>
-          </w:tblCellMar>
-        </w:tblPrEx>
         <w:trPr>
           <w:jc w:val="center"/>
         </w:trPr>
@@ -265,10 +188,10 @@
           <w:tcPr>
             <w:tcW w:w="0" w:type="auto"/>
             <w:tcBorders>
-              <w:top w:val="outset" w:color="auto" w:sz="6" w:space="0"/>
-              <w:left w:val="outset" w:color="auto" w:sz="6" w:space="0"/>
-              <w:bottom w:val="outset" w:color="auto" w:sz="6" w:space="0"/>
-              <w:right w:val="outset" w:color="auto" w:sz="6" w:space="0"/>
+              <w:top w:val="outset" w:sz="6" w:space="0" w:color="auto"/>
+              <w:left w:val="outset" w:sz="6" w:space="0" w:color="auto"/>
+              <w:bottom w:val="outset" w:sz="6" w:space="0" w:color="auto"/>
+              <w:right w:val="outset" w:sz="6" w:space="0" w:color="auto"/>
             </w:tcBorders>
             <w:vAlign w:val="center"/>
           </w:tcPr>
@@ -463,7 +386,7 @@
     </w:p>
     <w:p>
       <w:pPr>
-        <w:pStyle w:val="8"/>
+        <w:pStyle w:val="ListParagraph"/>
         <w:numPr>
           <w:ilvl w:val="0"/>
           <w:numId w:val="2"/>
@@ -491,7 +414,7 @@
     </w:p>
     <w:p>
       <w:pPr>
-        <w:pStyle w:val="8"/>
+        <w:pStyle w:val="ListParagraph"/>
         <w:numPr>
           <w:ilvl w:val="0"/>
           <w:numId w:val="2"/>
@@ -519,7 +442,7 @@
     </w:p>
     <w:p>
       <w:pPr>
-        <w:pStyle w:val="8"/>
+        <w:pStyle w:val="ListParagraph"/>
         <w:numPr>
           <w:ilvl w:val="0"/>
           <w:numId w:val="2"/>
@@ -547,7 +470,7 @@
     </w:p>
     <w:p>
       <w:pPr>
-        <w:pStyle w:val="8"/>
+        <w:pStyle w:val="ListParagraph"/>
         <w:rPr>
           <w:bCs/>
           <w:sz w:val="26"/>
@@ -573,7 +496,7 @@
     </w:p>
     <w:p>
       <w:pPr>
-        <w:pStyle w:val="8"/>
+        <w:pStyle w:val="ListParagraph"/>
         <w:rPr>
           <w:bCs/>
           <w:sz w:val="26"/>
@@ -599,7 +522,7 @@
     </w:p>
     <w:p>
       <w:pPr>
-        <w:pStyle w:val="8"/>
+        <w:pStyle w:val="ListParagraph"/>
         <w:rPr>
           <w:sz w:val="26"/>
           <w:szCs w:val="26"/>
@@ -615,7 +538,7 @@
     </w:p>
     <w:p>
       <w:pPr>
-        <w:pStyle w:val="8"/>
+        <w:pStyle w:val="ListParagraph"/>
         <w:numPr>
           <w:ilvl w:val="0"/>
           <w:numId w:val="2"/>
@@ -643,7 +566,7 @@
     </w:p>
     <w:p>
       <w:pPr>
-        <w:pStyle w:val="8"/>
+        <w:pStyle w:val="ListParagraph"/>
         <w:numPr>
           <w:ilvl w:val="0"/>
           <w:numId w:val="2"/>
@@ -659,6 +582,7 @@
           <w:sz w:val="26"/>
           <w:szCs w:val="26"/>
         </w:rPr>
+        <w:lastRenderedPageBreak/>
         <w:t>Conclusion and Discussion</w:t>
       </w:r>
       <w:r>
@@ -671,7 +595,7 @@
     </w:p>
     <w:p>
       <w:pPr>
-        <w:pStyle w:val="8"/>
+        <w:pStyle w:val="ListParagraph"/>
         <w:numPr>
           <w:ilvl w:val="0"/>
           <w:numId w:val="2"/>
@@ -699,7 +623,7 @@
     </w:p>
     <w:p>
       <w:pPr>
-        <w:pStyle w:val="8"/>
+        <w:pStyle w:val="ListParagraph"/>
         <w:rPr>
           <w:sz w:val="26"/>
           <w:szCs w:val="26"/>
@@ -708,24 +632,10 @@
     </w:p>
     <w:tbl>
       <w:tblPr>
-        <w:tblStyle w:val="7"/>
+        <w:tblStyle w:val="TableGrid"/>
         <w:tblW w:w="0" w:type="auto"/>
         <w:jc w:val="center"/>
-        <w:tblBorders>
-          <w:top w:val="single" w:color="auto" w:sz="4" w:space="0"/>
-          <w:left w:val="single" w:color="auto" w:sz="4" w:space="0"/>
-          <w:bottom w:val="single" w:color="auto" w:sz="4" w:space="0"/>
-          <w:right w:val="single" w:color="auto" w:sz="4" w:space="0"/>
-          <w:insideH w:val="single" w:color="auto" w:sz="4" w:space="0"/>
-          <w:insideV w:val="single" w:color="auto" w:sz="4" w:space="0"/>
-        </w:tblBorders>
-        <w:tblLayout w:type="autofit"/>
-        <w:tblCellMar>
-          <w:top w:w="0" w:type="dxa"/>
-          <w:left w:w="108" w:type="dxa"/>
-          <w:bottom w:w="0" w:type="dxa"/>
-          <w:right w:w="108" w:type="dxa"/>
-        </w:tblCellMar>
+        <w:tblLook w:val="04A0" w:firstRow="1" w:lastRow="0" w:firstColumn="1" w:lastColumn="0" w:noHBand="0" w:noVBand="1"/>
       </w:tblPr>
       <w:tblGrid>
         <w:gridCol w:w="2547"/>
@@ -735,24 +645,8 @@
         <w:gridCol w:w="1532"/>
       </w:tblGrid>
       <w:tr>
-        <w:tblPrEx>
-          <w:tblBorders>
-            <w:top w:val="single" w:color="auto" w:sz="4" w:space="0"/>
-            <w:left w:val="single" w:color="auto" w:sz="4" w:space="0"/>
-            <w:bottom w:val="single" w:color="auto" w:sz="4" w:space="0"/>
-            <w:right w:val="single" w:color="auto" w:sz="4" w:space="0"/>
-            <w:insideH w:val="single" w:color="auto" w:sz="4" w:space="0"/>
-            <w:insideV w:val="single" w:color="auto" w:sz="4" w:space="0"/>
-          </w:tblBorders>
-          <w:tblCellMar>
-            <w:top w:w="0" w:type="dxa"/>
-            <w:left w:w="108" w:type="dxa"/>
-            <w:bottom w:w="0" w:type="dxa"/>
-            <w:right w:w="108" w:type="dxa"/>
-          </w:tblCellMar>
-        </w:tblPrEx>
         <w:trPr>
-          <w:trHeight w:val="327" w:hRule="atLeast"/>
+          <w:trHeight w:val="327"/>
           <w:jc w:val="center"/>
         </w:trPr>
         <w:tc>
@@ -761,7 +655,7 @@
           </w:tcPr>
           <w:p>
             <w:pPr>
-              <w:pStyle w:val="8"/>
+              <w:pStyle w:val="ListParagraph"/>
               <w:ind w:left="0"/>
               <w:jc w:val="center"/>
               <w:rPr>
@@ -786,7 +680,7 @@
           </w:tcPr>
           <w:p>
             <w:pPr>
-              <w:pStyle w:val="8"/>
+              <w:pStyle w:val="ListParagraph"/>
               <w:ind w:left="0"/>
               <w:jc w:val="center"/>
               <w:rPr>
@@ -806,7 +700,7 @@
           </w:p>
           <w:p>
             <w:pPr>
-              <w:pStyle w:val="8"/>
+              <w:pStyle w:val="ListParagraph"/>
               <w:ind w:left="0"/>
               <w:jc w:val="center"/>
               <w:rPr>
@@ -831,7 +725,7 @@
           </w:tcPr>
           <w:p>
             <w:pPr>
-              <w:pStyle w:val="8"/>
+              <w:pStyle w:val="ListParagraph"/>
               <w:ind w:left="0"/>
               <w:rPr>
                 <w:b/>
@@ -850,7 +744,7 @@
           </w:p>
           <w:p>
             <w:pPr>
-              <w:pStyle w:val="8"/>
+              <w:pStyle w:val="ListParagraph"/>
               <w:ind w:left="0"/>
               <w:rPr>
                 <w:sz w:val="26"/>
@@ -865,7 +759,7 @@
           </w:tcPr>
           <w:p>
             <w:pPr>
-              <w:pStyle w:val="8"/>
+              <w:pStyle w:val="ListParagraph"/>
               <w:ind w:left="0"/>
               <w:rPr>
                 <w:b/>
@@ -889,7 +783,7 @@
           </w:tcPr>
           <w:p>
             <w:pPr>
-              <w:pStyle w:val="8"/>
+              <w:pStyle w:val="ListParagraph"/>
               <w:ind w:left="0"/>
               <w:rPr>
                 <w:b/>
@@ -909,24 +803,8 @@
         </w:tc>
       </w:tr>
       <w:tr>
-        <w:tblPrEx>
-          <w:tblBorders>
-            <w:top w:val="single" w:color="auto" w:sz="4" w:space="0"/>
-            <w:left w:val="single" w:color="auto" w:sz="4" w:space="0"/>
-            <w:bottom w:val="single" w:color="auto" w:sz="4" w:space="0"/>
-            <w:right w:val="single" w:color="auto" w:sz="4" w:space="0"/>
-            <w:insideH w:val="single" w:color="auto" w:sz="4" w:space="0"/>
-            <w:insideV w:val="single" w:color="auto" w:sz="4" w:space="0"/>
-          </w:tblBorders>
-          <w:tblCellMar>
-            <w:top w:w="0" w:type="dxa"/>
-            <w:left w:w="108" w:type="dxa"/>
-            <w:bottom w:w="0" w:type="dxa"/>
-            <w:right w:w="108" w:type="dxa"/>
-          </w:tblCellMar>
-        </w:tblPrEx>
         <w:trPr>
-          <w:trHeight w:val="327" w:hRule="atLeast"/>
+          <w:trHeight w:val="327"/>
           <w:jc w:val="center"/>
         </w:trPr>
         <w:tc>
@@ -935,7 +813,7 @@
           </w:tcPr>
           <w:p>
             <w:pPr>
-              <w:pStyle w:val="8"/>
+              <w:pStyle w:val="ListParagraph"/>
               <w:ind w:left="0"/>
               <w:rPr>
                 <w:b/>
@@ -959,7 +837,7 @@
           </w:tcPr>
           <w:p>
             <w:pPr>
-              <w:pStyle w:val="8"/>
+              <w:pStyle w:val="ListParagraph"/>
               <w:ind w:left="0"/>
               <w:rPr>
                 <w:sz w:val="26"/>
@@ -981,7 +859,7 @@
           </w:tcPr>
           <w:p>
             <w:pPr>
-              <w:pStyle w:val="8"/>
+              <w:pStyle w:val="ListParagraph"/>
               <w:ind w:left="0"/>
               <w:rPr>
                 <w:sz w:val="26"/>
@@ -1003,7 +881,7 @@
           </w:tcPr>
           <w:p>
             <w:pPr>
-              <w:pStyle w:val="8"/>
+              <w:pStyle w:val="ListParagraph"/>
               <w:ind w:left="0"/>
               <w:rPr>
                 <w:sz w:val="26"/>
@@ -1025,7 +903,7 @@
           </w:tcPr>
           <w:p>
             <w:pPr>
-              <w:pStyle w:val="8"/>
+              <w:pStyle w:val="ListParagraph"/>
               <w:ind w:left="0"/>
               <w:rPr>
                 <w:sz w:val="26"/>
@@ -1043,24 +921,8 @@
         </w:tc>
       </w:tr>
       <w:tr>
-        <w:tblPrEx>
-          <w:tblBorders>
-            <w:top w:val="single" w:color="auto" w:sz="4" w:space="0"/>
-            <w:left w:val="single" w:color="auto" w:sz="4" w:space="0"/>
-            <w:bottom w:val="single" w:color="auto" w:sz="4" w:space="0"/>
-            <w:right w:val="single" w:color="auto" w:sz="4" w:space="0"/>
-            <w:insideH w:val="single" w:color="auto" w:sz="4" w:space="0"/>
-            <w:insideV w:val="single" w:color="auto" w:sz="4" w:space="0"/>
-          </w:tblBorders>
-          <w:tblCellMar>
-            <w:top w:w="0" w:type="dxa"/>
-            <w:left w:w="108" w:type="dxa"/>
-            <w:bottom w:w="0" w:type="dxa"/>
-            <w:right w:w="108" w:type="dxa"/>
-          </w:tblCellMar>
-        </w:tblPrEx>
         <w:trPr>
-          <w:trHeight w:val="338" w:hRule="atLeast"/>
+          <w:trHeight w:val="338"/>
           <w:jc w:val="center"/>
         </w:trPr>
         <w:tc>
@@ -1069,7 +931,7 @@
           </w:tcPr>
           <w:p>
             <w:pPr>
-              <w:pStyle w:val="8"/>
+              <w:pStyle w:val="ListParagraph"/>
               <w:ind w:left="0"/>
               <w:rPr>
                 <w:b/>
@@ -1093,7 +955,7 @@
           </w:tcPr>
           <w:p>
             <w:pPr>
-              <w:pStyle w:val="8"/>
+              <w:pStyle w:val="ListParagraph"/>
               <w:ind w:left="0"/>
               <w:rPr>
                 <w:sz w:val="26"/>
@@ -1115,7 +977,7 @@
           </w:tcPr>
           <w:p>
             <w:pPr>
-              <w:pStyle w:val="8"/>
+              <w:pStyle w:val="ListParagraph"/>
               <w:ind w:left="0"/>
               <w:rPr>
                 <w:b/>
@@ -1131,7 +993,7 @@
           </w:tcPr>
           <w:p>
             <w:pPr>
-              <w:pStyle w:val="8"/>
+              <w:pStyle w:val="ListParagraph"/>
               <w:ind w:left="0"/>
               <w:rPr>
                 <w:b/>
@@ -1147,7 +1009,7 @@
           </w:tcPr>
           <w:p>
             <w:pPr>
-              <w:pStyle w:val="8"/>
+              <w:pStyle w:val="ListParagraph"/>
               <w:ind w:left="0"/>
               <w:rPr>
                 <w:b/>
@@ -1159,24 +1021,8 @@
         </w:tc>
       </w:tr>
       <w:tr>
-        <w:tblPrEx>
-          <w:tblBorders>
-            <w:top w:val="single" w:color="auto" w:sz="4" w:space="0"/>
-            <w:left w:val="single" w:color="auto" w:sz="4" w:space="0"/>
-            <w:bottom w:val="single" w:color="auto" w:sz="4" w:space="0"/>
-            <w:right w:val="single" w:color="auto" w:sz="4" w:space="0"/>
-            <w:insideH w:val="single" w:color="auto" w:sz="4" w:space="0"/>
-            <w:insideV w:val="single" w:color="auto" w:sz="4" w:space="0"/>
-          </w:tblBorders>
-          <w:tblCellMar>
-            <w:top w:w="0" w:type="dxa"/>
-            <w:left w:w="108" w:type="dxa"/>
-            <w:bottom w:w="0" w:type="dxa"/>
-            <w:right w:w="108" w:type="dxa"/>
-          </w:tblCellMar>
-        </w:tblPrEx>
         <w:trPr>
-          <w:trHeight w:val="327" w:hRule="atLeast"/>
+          <w:trHeight w:val="327"/>
           <w:jc w:val="center"/>
         </w:trPr>
         <w:tc>
@@ -1185,7 +1031,7 @@
           </w:tcPr>
           <w:p>
             <w:pPr>
-              <w:pStyle w:val="8"/>
+              <w:pStyle w:val="ListParagraph"/>
               <w:ind w:left="0"/>
               <w:rPr>
                 <w:b/>
@@ -1209,7 +1055,7 @@
           </w:tcPr>
           <w:p>
             <w:pPr>
-              <w:pStyle w:val="8"/>
+              <w:pStyle w:val="ListParagraph"/>
               <w:ind w:left="0"/>
               <w:rPr>
                 <w:sz w:val="26"/>
@@ -1231,7 +1077,7 @@
           </w:tcPr>
           <w:p>
             <w:pPr>
-              <w:pStyle w:val="8"/>
+              <w:pStyle w:val="ListParagraph"/>
               <w:ind w:left="0"/>
               <w:rPr>
                 <w:b/>
@@ -1247,7 +1093,7 @@
           </w:tcPr>
           <w:p>
             <w:pPr>
-              <w:pStyle w:val="8"/>
+              <w:pStyle w:val="ListParagraph"/>
               <w:ind w:left="0"/>
               <w:rPr>
                 <w:b/>
@@ -1263,7 +1109,7 @@
           </w:tcPr>
           <w:p>
             <w:pPr>
-              <w:pStyle w:val="8"/>
+              <w:pStyle w:val="ListParagraph"/>
               <w:ind w:left="0"/>
               <w:rPr>
                 <w:b/>
@@ -1275,24 +1121,8 @@
         </w:tc>
       </w:tr>
       <w:tr>
-        <w:tblPrEx>
-          <w:tblBorders>
-            <w:top w:val="single" w:color="auto" w:sz="4" w:space="0"/>
-            <w:left w:val="single" w:color="auto" w:sz="4" w:space="0"/>
-            <w:bottom w:val="single" w:color="auto" w:sz="4" w:space="0"/>
-            <w:right w:val="single" w:color="auto" w:sz="4" w:space="0"/>
-            <w:insideH w:val="single" w:color="auto" w:sz="4" w:space="0"/>
-            <w:insideV w:val="single" w:color="auto" w:sz="4" w:space="0"/>
-          </w:tblBorders>
-          <w:tblCellMar>
-            <w:top w:w="0" w:type="dxa"/>
-            <w:left w:w="108" w:type="dxa"/>
-            <w:bottom w:w="0" w:type="dxa"/>
-            <w:right w:w="108" w:type="dxa"/>
-          </w:tblCellMar>
-        </w:tblPrEx>
         <w:trPr>
-          <w:trHeight w:val="327" w:hRule="atLeast"/>
+          <w:trHeight w:val="327"/>
           <w:jc w:val="center"/>
         </w:trPr>
         <w:tc>
@@ -1301,7 +1131,7 @@
           </w:tcPr>
           <w:p>
             <w:pPr>
-              <w:pStyle w:val="8"/>
+              <w:pStyle w:val="ListParagraph"/>
               <w:ind w:left="0"/>
               <w:rPr>
                 <w:b/>
@@ -1325,7 +1155,7 @@
           </w:tcPr>
           <w:p>
             <w:pPr>
-              <w:pStyle w:val="8"/>
+              <w:pStyle w:val="ListParagraph"/>
               <w:ind w:left="0"/>
               <w:rPr>
                 <w:sz w:val="26"/>
@@ -1347,7 +1177,7 @@
           </w:tcPr>
           <w:p>
             <w:pPr>
-              <w:pStyle w:val="8"/>
+              <w:pStyle w:val="ListParagraph"/>
               <w:ind w:left="0"/>
               <w:rPr>
                 <w:b/>
@@ -1363,7 +1193,7 @@
           </w:tcPr>
           <w:p>
             <w:pPr>
-              <w:pStyle w:val="8"/>
+              <w:pStyle w:val="ListParagraph"/>
               <w:ind w:left="0"/>
               <w:rPr>
                 <w:b/>
@@ -1379,7 +1209,7 @@
           </w:tcPr>
           <w:p>
             <w:pPr>
-              <w:pStyle w:val="8"/>
+              <w:pStyle w:val="ListParagraph"/>
               <w:ind w:left="0"/>
               <w:rPr>
                 <w:b/>
@@ -1391,24 +1221,8 @@
         </w:tc>
       </w:tr>
       <w:tr>
-        <w:tblPrEx>
-          <w:tblBorders>
-            <w:top w:val="single" w:color="auto" w:sz="4" w:space="0"/>
-            <w:left w:val="single" w:color="auto" w:sz="4" w:space="0"/>
-            <w:bottom w:val="single" w:color="auto" w:sz="4" w:space="0"/>
-            <w:right w:val="single" w:color="auto" w:sz="4" w:space="0"/>
-            <w:insideH w:val="single" w:color="auto" w:sz="4" w:space="0"/>
-            <w:insideV w:val="single" w:color="auto" w:sz="4" w:space="0"/>
-          </w:tblBorders>
-          <w:tblCellMar>
-            <w:top w:w="0" w:type="dxa"/>
-            <w:left w:w="108" w:type="dxa"/>
-            <w:bottom w:w="0" w:type="dxa"/>
-            <w:right w:w="108" w:type="dxa"/>
-          </w:tblCellMar>
-        </w:tblPrEx>
         <w:trPr>
-          <w:trHeight w:val="327" w:hRule="atLeast"/>
+          <w:trHeight w:val="327"/>
           <w:jc w:val="center"/>
         </w:trPr>
         <w:tc>
@@ -1417,7 +1231,7 @@
           </w:tcPr>
           <w:p>
             <w:pPr>
-              <w:pStyle w:val="8"/>
+              <w:pStyle w:val="ListParagraph"/>
               <w:ind w:left="0"/>
               <w:rPr>
                 <w:b/>
@@ -1441,7 +1255,7 @@
           </w:tcPr>
           <w:p>
             <w:pPr>
-              <w:pStyle w:val="8"/>
+              <w:pStyle w:val="ListParagraph"/>
               <w:ind w:left="0"/>
               <w:rPr>
                 <w:sz w:val="26"/>
@@ -1463,7 +1277,7 @@
           </w:tcPr>
           <w:p>
             <w:pPr>
-              <w:pStyle w:val="8"/>
+              <w:pStyle w:val="ListParagraph"/>
               <w:ind w:left="0"/>
               <w:rPr>
                 <w:b/>
@@ -1479,7 +1293,7 @@
           </w:tcPr>
           <w:p>
             <w:pPr>
-              <w:pStyle w:val="8"/>
+              <w:pStyle w:val="ListParagraph"/>
               <w:ind w:left="0"/>
               <w:rPr>
                 <w:b/>
@@ -1495,7 +1309,7 @@
           </w:tcPr>
           <w:p>
             <w:pPr>
-              <w:pStyle w:val="8"/>
+              <w:pStyle w:val="ListParagraph"/>
               <w:ind w:left="0"/>
               <w:rPr>
                 <w:b/>
@@ -1532,7 +1346,7 @@
     </w:p>
     <w:p>
       <w:pPr>
-        <w:pStyle w:val="8"/>
+        <w:pStyle w:val="ListParagraph"/>
         <w:numPr>
           <w:ilvl w:val="0"/>
           <w:numId w:val="3"/>
@@ -1552,7 +1366,7 @@
     </w:p>
     <w:p>
       <w:pPr>
-        <w:pStyle w:val="8"/>
+        <w:pStyle w:val="ListParagraph"/>
         <w:numPr>
           <w:ilvl w:val="0"/>
           <w:numId w:val="3"/>
@@ -1587,7 +1401,7 @@
     </w:p>
     <w:p>
       <w:pPr>
-        <w:pStyle w:val="8"/>
+        <w:pStyle w:val="ListParagraph"/>
         <w:numPr>
           <w:ilvl w:val="0"/>
           <w:numId w:val="4"/>
@@ -1607,24 +1421,10 @@
     </w:p>
     <w:tbl>
       <w:tblPr>
-        <w:tblStyle w:val="7"/>
+        <w:tblStyle w:val="TableGrid"/>
         <w:tblW w:w="0" w:type="auto"/>
         <w:tblInd w:w="360" w:type="dxa"/>
-        <w:tblBorders>
-          <w:top w:val="single" w:color="auto" w:sz="4" w:space="0"/>
-          <w:left w:val="single" w:color="auto" w:sz="4" w:space="0"/>
-          <w:bottom w:val="single" w:color="auto" w:sz="4" w:space="0"/>
-          <w:right w:val="single" w:color="auto" w:sz="4" w:space="0"/>
-          <w:insideH w:val="single" w:color="auto" w:sz="4" w:space="0"/>
-          <w:insideV w:val="single" w:color="auto" w:sz="4" w:space="0"/>
-        </w:tblBorders>
-        <w:tblLayout w:type="autofit"/>
-        <w:tblCellMar>
-          <w:top w:w="0" w:type="dxa"/>
-          <w:left w:w="108" w:type="dxa"/>
-          <w:bottom w:w="0" w:type="dxa"/>
-          <w:right w:w="108" w:type="dxa"/>
-        </w:tblCellMar>
+        <w:tblLook w:val="04A0" w:firstRow="1" w:lastRow="0" w:firstColumn="1" w:lastColumn="0" w:noHBand="0" w:noVBand="1"/>
       </w:tblPr>
       <w:tblGrid>
         <w:gridCol w:w="2996"/>
@@ -1632,22 +1432,6 @@
         <w:gridCol w:w="2997"/>
       </w:tblGrid>
       <w:tr>
-        <w:tblPrEx>
-          <w:tblBorders>
-            <w:top w:val="single" w:color="auto" w:sz="4" w:space="0"/>
-            <w:left w:val="single" w:color="auto" w:sz="4" w:space="0"/>
-            <w:bottom w:val="single" w:color="auto" w:sz="4" w:space="0"/>
-            <w:right w:val="single" w:color="auto" w:sz="4" w:space="0"/>
-            <w:insideH w:val="single" w:color="auto" w:sz="4" w:space="0"/>
-            <w:insideV w:val="single" w:color="auto" w:sz="4" w:space="0"/>
-          </w:tblBorders>
-          <w:tblCellMar>
-            <w:top w:w="0" w:type="dxa"/>
-            <w:left w:w="108" w:type="dxa"/>
-            <w:bottom w:w="0" w:type="dxa"/>
-            <w:right w:w="108" w:type="dxa"/>
-          </w:tblCellMar>
-        </w:tblPrEx>
         <w:tc>
           <w:tcPr>
             <w:tcW w:w="8990" w:type="dxa"/>
@@ -1674,22 +1458,6 @@
         </w:tc>
       </w:tr>
       <w:tr>
-        <w:tblPrEx>
-          <w:tblBorders>
-            <w:top w:val="single" w:color="auto" w:sz="4" w:space="0"/>
-            <w:left w:val="single" w:color="auto" w:sz="4" w:space="0"/>
-            <w:bottom w:val="single" w:color="auto" w:sz="4" w:space="0"/>
-            <w:right w:val="single" w:color="auto" w:sz="4" w:space="0"/>
-            <w:insideH w:val="single" w:color="auto" w:sz="4" w:space="0"/>
-            <w:insideV w:val="single" w:color="auto" w:sz="4" w:space="0"/>
-          </w:tblBorders>
-          <w:tblCellMar>
-            <w:top w:w="0" w:type="dxa"/>
-            <w:left w:w="108" w:type="dxa"/>
-            <w:bottom w:w="0" w:type="dxa"/>
-            <w:right w:w="108" w:type="dxa"/>
-          </w:tblCellMar>
-        </w:tblPrEx>
         <w:tc>
           <w:tcPr>
             <w:tcW w:w="2996" w:type="dxa"/>
@@ -1761,22 +1529,6 @@
         </w:tc>
       </w:tr>
       <w:tr>
-        <w:tblPrEx>
-          <w:tblBorders>
-            <w:top w:val="single" w:color="auto" w:sz="4" w:space="0"/>
-            <w:left w:val="single" w:color="auto" w:sz="4" w:space="0"/>
-            <w:bottom w:val="single" w:color="auto" w:sz="4" w:space="0"/>
-            <w:right w:val="single" w:color="auto" w:sz="4" w:space="0"/>
-            <w:insideH w:val="single" w:color="auto" w:sz="4" w:space="0"/>
-            <w:insideV w:val="single" w:color="auto" w:sz="4" w:space="0"/>
-          </w:tblBorders>
-          <w:tblCellMar>
-            <w:top w:w="0" w:type="dxa"/>
-            <w:left w:w="108" w:type="dxa"/>
-            <w:bottom w:w="0" w:type="dxa"/>
-            <w:right w:w="108" w:type="dxa"/>
-          </w:tblCellMar>
-        </w:tblPrEx>
         <w:tc>
           <w:tcPr>
             <w:tcW w:w="2996" w:type="dxa"/>
@@ -1847,22 +1599,6 @@
         </w:tc>
       </w:tr>
       <w:tr>
-        <w:tblPrEx>
-          <w:tblBorders>
-            <w:top w:val="single" w:color="auto" w:sz="4" w:space="0"/>
-            <w:left w:val="single" w:color="auto" w:sz="4" w:space="0"/>
-            <w:bottom w:val="single" w:color="auto" w:sz="4" w:space="0"/>
-            <w:right w:val="single" w:color="auto" w:sz="4" w:space="0"/>
-            <w:insideH w:val="single" w:color="auto" w:sz="4" w:space="0"/>
-            <w:insideV w:val="single" w:color="auto" w:sz="4" w:space="0"/>
-          </w:tblBorders>
-          <w:tblCellMar>
-            <w:top w:w="0" w:type="dxa"/>
-            <w:left w:w="108" w:type="dxa"/>
-            <w:bottom w:w="0" w:type="dxa"/>
-            <w:right w:w="108" w:type="dxa"/>
-          </w:tblCellMar>
-        </w:tblPrEx>
         <w:tc>
           <w:tcPr>
             <w:tcW w:w="2996" w:type="dxa"/>
@@ -1927,22 +1663,6 @@
         </w:tc>
       </w:tr>
       <w:tr>
-        <w:tblPrEx>
-          <w:tblBorders>
-            <w:top w:val="single" w:color="auto" w:sz="4" w:space="0"/>
-            <w:left w:val="single" w:color="auto" w:sz="4" w:space="0"/>
-            <w:bottom w:val="single" w:color="auto" w:sz="4" w:space="0"/>
-            <w:right w:val="single" w:color="auto" w:sz="4" w:space="0"/>
-            <w:insideH w:val="single" w:color="auto" w:sz="4" w:space="0"/>
-            <w:insideV w:val="single" w:color="auto" w:sz="4" w:space="0"/>
-          </w:tblBorders>
-          <w:tblCellMar>
-            <w:top w:w="0" w:type="dxa"/>
-            <w:left w:w="108" w:type="dxa"/>
-            <w:bottom w:w="0" w:type="dxa"/>
-            <w:right w:w="108" w:type="dxa"/>
-          </w:tblCellMar>
-        </w:tblPrEx>
         <w:tc>
           <w:tcPr>
             <w:tcW w:w="2996" w:type="dxa"/>
@@ -2005,22 +1725,6 @@
         </w:tc>
       </w:tr>
       <w:tr>
-        <w:tblPrEx>
-          <w:tblBorders>
-            <w:top w:val="single" w:color="auto" w:sz="4" w:space="0"/>
-            <w:left w:val="single" w:color="auto" w:sz="4" w:space="0"/>
-            <w:bottom w:val="single" w:color="auto" w:sz="4" w:space="0"/>
-            <w:right w:val="single" w:color="auto" w:sz="4" w:space="0"/>
-            <w:insideH w:val="single" w:color="auto" w:sz="4" w:space="0"/>
-            <w:insideV w:val="single" w:color="auto" w:sz="4" w:space="0"/>
-          </w:tblBorders>
-          <w:tblCellMar>
-            <w:top w:w="0" w:type="dxa"/>
-            <w:left w:w="108" w:type="dxa"/>
-            <w:bottom w:w="0" w:type="dxa"/>
-            <w:right w:w="108" w:type="dxa"/>
-          </w:tblCellMar>
-        </w:tblPrEx>
         <w:tc>
           <w:tcPr>
             <w:tcW w:w="2996" w:type="dxa"/>
@@ -2083,22 +1787,6 @@
         </w:tc>
       </w:tr>
       <w:tr>
-        <w:tblPrEx>
-          <w:tblBorders>
-            <w:top w:val="single" w:color="auto" w:sz="4" w:space="0"/>
-            <w:left w:val="single" w:color="auto" w:sz="4" w:space="0"/>
-            <w:bottom w:val="single" w:color="auto" w:sz="4" w:space="0"/>
-            <w:right w:val="single" w:color="auto" w:sz="4" w:space="0"/>
-            <w:insideH w:val="single" w:color="auto" w:sz="4" w:space="0"/>
-            <w:insideV w:val="single" w:color="auto" w:sz="4" w:space="0"/>
-          </w:tblBorders>
-          <w:tblCellMar>
-            <w:top w:w="0" w:type="dxa"/>
-            <w:left w:w="108" w:type="dxa"/>
-            <w:bottom w:w="0" w:type="dxa"/>
-            <w:right w:w="108" w:type="dxa"/>
-          </w:tblCellMar>
-        </w:tblPrEx>
         <w:tc>
           <w:tcPr>
             <w:tcW w:w="2996" w:type="dxa"/>
@@ -2199,7 +1887,7 @@
     </w:p>
     <w:p>
       <w:pPr>
-        <w:pStyle w:val="8"/>
+        <w:pStyle w:val="ListParagraph"/>
         <w:numPr>
           <w:ilvl w:val="0"/>
           <w:numId w:val="4"/>
@@ -2219,12 +1907,13 @@
           <w:sz w:val="26"/>
           <w:szCs w:val="26"/>
         </w:rPr>
+        <w:lastRenderedPageBreak/>
         <w:t>Assignment sample:</w:t>
       </w:r>
     </w:p>
     <w:p>
       <w:pPr>
-        <w:pStyle w:val="8"/>
+        <w:pStyle w:val="ListParagraph"/>
         <w:numPr>
           <w:ilvl w:val="0"/>
           <w:numId w:val="5"/>
@@ -2255,7 +1944,7 @@
     </w:p>
     <w:p>
       <w:pPr>
-        <w:pStyle w:val="8"/>
+        <w:pStyle w:val="ListParagraph"/>
         <w:rPr>
           <w:b/>
           <w:bCs/>
@@ -2266,7 +1955,7 @@
     </w:p>
     <w:p>
       <w:pPr>
-        <w:pStyle w:val="8"/>
+        <w:pStyle w:val="ListParagraph"/>
         <w:numPr>
           <w:ilvl w:val="0"/>
           <w:numId w:val="5"/>
@@ -2294,7 +1983,6 @@
       </w:r>
       <w:r>
         <w:rPr>
-          <w:rFonts w:hint="default"/>
           <w:sz w:val="26"/>
           <w:szCs w:val="26"/>
           <w:lang w:val="en-US"/>
@@ -2310,28 +1998,25 @@
       </w:r>
       <w:r>
         <w:rPr>
-          <w:rFonts w:hint="default"/>
           <w:sz w:val="26"/>
           <w:szCs w:val="26"/>
           <w:lang w:val="en-US"/>
         </w:rPr>
         <w:t>, or others</w:t>
       </w:r>
-      <w:bookmarkStart w:id="0" w:name="_GoBack"/>
-      <w:bookmarkEnd w:id="0"/>
-    </w:p>
-    <w:p>
-      <w:pPr>
-        <w:pStyle w:val="8"/>
-        <w:rPr>
-          <w:sz w:val="26"/>
-          <w:szCs w:val="26"/>
-        </w:rPr>
-      </w:pPr>
-    </w:p>
-    <w:p>
-      <w:pPr>
-        <w:pStyle w:val="8"/>
+    </w:p>
+    <w:p>
+      <w:pPr>
+        <w:pStyle w:val="ListParagraph"/>
+        <w:rPr>
+          <w:sz w:val="26"/>
+          <w:szCs w:val="26"/>
+        </w:rPr>
+      </w:pPr>
+    </w:p>
+    <w:p>
+      <w:pPr>
+        <w:pStyle w:val="ListParagraph"/>
         <w:numPr>
           <w:ilvl w:val="0"/>
           <w:numId w:val="5"/>
@@ -2355,7 +2040,7 @@
     </w:p>
     <w:p>
       <w:pPr>
-        <w:pStyle w:val="8"/>
+        <w:pStyle w:val="ListParagraph"/>
         <w:numPr>
           <w:ilvl w:val="1"/>
           <w:numId w:val="5"/>
@@ -2377,7 +2062,7 @@
     </w:p>
     <w:p>
       <w:pPr>
-        <w:pStyle w:val="8"/>
+        <w:pStyle w:val="ListParagraph"/>
         <w:numPr>
           <w:ilvl w:val="1"/>
           <w:numId w:val="5"/>
@@ -2397,7 +2082,7 @@
     </w:p>
     <w:p>
       <w:pPr>
-        <w:pStyle w:val="8"/>
+        <w:pStyle w:val="ListParagraph"/>
         <w:numPr>
           <w:ilvl w:val="1"/>
           <w:numId w:val="5"/>
@@ -2417,7 +2102,7 @@
     </w:p>
     <w:p>
       <w:pPr>
-        <w:pStyle w:val="8"/>
+        <w:pStyle w:val="ListParagraph"/>
         <w:numPr>
           <w:ilvl w:val="1"/>
           <w:numId w:val="5"/>
@@ -2437,7 +2122,7 @@
     </w:p>
     <w:p>
       <w:pPr>
-        <w:pStyle w:val="8"/>
+        <w:pStyle w:val="ListParagraph"/>
         <w:numPr>
           <w:ilvl w:val="1"/>
           <w:numId w:val="5"/>
@@ -2457,7 +2142,7 @@
     </w:p>
     <w:p>
       <w:pPr>
-        <w:pStyle w:val="8"/>
+        <w:pStyle w:val="ListParagraph"/>
         <w:numPr>
           <w:ilvl w:val="1"/>
           <w:numId w:val="5"/>
@@ -2477,7 +2162,7 @@
     </w:p>
     <w:p>
       <w:pPr>
-        <w:pStyle w:val="8"/>
+        <w:pStyle w:val="ListParagraph"/>
         <w:numPr>
           <w:ilvl w:val="1"/>
           <w:numId w:val="5"/>
@@ -2494,10 +2179,17 @@
         </w:rPr>
         <w:t>Show a notification if Cart has products when opening the application (10% score)</w:t>
       </w:r>
-    </w:p>
-    <w:p>
-      <w:pPr>
-        <w:pStyle w:val="8"/>
+      <w:r>
+        <w:rPr>
+          <w:sz w:val="26"/>
+          <w:szCs w:val="26"/>
+        </w:rPr>
+        <w:t xml:space="preserve"> – Icon giỏ hàng hiển thị số 1/2/3/4,… hoặc thông báo như kiểu bạn  có item A/B/C,…</w:t>
+      </w:r>
+    </w:p>
+    <w:p>
+      <w:pPr>
+        <w:pStyle w:val="ListParagraph"/>
         <w:numPr>
           <w:ilvl w:val="1"/>
           <w:numId w:val="5"/>
@@ -2517,7 +2209,7 @@
     </w:p>
     <w:p>
       <w:pPr>
-        <w:pStyle w:val="8"/>
+        <w:pStyle w:val="ListParagraph"/>
         <w:numPr>
           <w:ilvl w:val="1"/>
           <w:numId w:val="5"/>
@@ -2537,7 +2229,7 @@
     </w:p>
     <w:p>
       <w:pPr>
-        <w:pStyle w:val="8"/>
+        <w:pStyle w:val="ListParagraph"/>
         <w:numPr>
           <w:ilvl w:val="1"/>
           <w:numId w:val="5"/>
@@ -2560,30 +2252,24 @@
     <w:sectPr>
       <w:pgSz w:w="12240" w:h="15840"/>
       <w:pgMar w:top="1440" w:right="1440" w:bottom="1440" w:left="1440" w:header="720" w:footer="720" w:gutter="0"/>
-      <w:cols w:space="720" w:num="1"/>
-      <w:docGrid w:linePitch="360" w:charSpace="0"/>
+      <w:cols w:space="720"/>
+      <w:docGrid w:linePitch="360"/>
     </w:sectPr>
   </w:body>
 </w:document>
 </file>
 
 <file path=word/endnotes.xml><?xml version="1.0" encoding="utf-8"?>
-<w:endnotes xmlns:wpc="http://schemas.microsoft.com/office/word/2010/wordprocessingCanvas" xmlns:mc="http://schemas.openxmlformats.org/markup-compatibility/2006" xmlns:o="urn:schemas-microsoft-com:office:office" xmlns:r="http://schemas.openxmlformats.org/officeDocument/2006/relationships" xmlns:m="http://schemas.openxmlformats.org/officeDocument/2006/math" xmlns:v="urn:schemas-microsoft-com:vml" xmlns:wp14="http://schemas.microsoft.com/office/word/2010/wordprocessingDrawing" xmlns:wp="http://schemas.openxmlformats.org/drawingml/2006/wordprocessingDrawing" xmlns:w="http://schemas.openxmlformats.org/wordprocessingml/2006/main" xmlns:w14="http://schemas.microsoft.com/office/word/2010/wordml" xmlns:w15="http://schemas.microsoft.com/office/word/2012/wordml" xmlns:w10="urn:schemas-microsoft-com:office:word" xmlns:wpg="http://schemas.microsoft.com/office/word/2010/wordprocessingGroup" xmlns:wpi="http://schemas.microsoft.com/office/word/2010/wordprocessingInk" xmlns:wne="http://schemas.microsoft.com/office/word/2006/wordml" xmlns:wps="http://schemas.microsoft.com/office/word/2010/wordprocessingShape" xmlns:wpsCustomData="http://www.wps.cn/officeDocument/2013/wpsCustomData" mc:Ignorable="w14 w15 wp14">
-  <w:endnote w:type="separator" w:id="0">
-    <w:p>
-      <w:pPr>
-        <w:spacing w:line="240" w:lineRule="auto"/>
-      </w:pPr>
+<w:endnotes xmlns:wpc="http://schemas.microsoft.com/office/word/2010/wordprocessingCanvas" xmlns:cx="http://schemas.microsoft.com/office/drawing/2014/chartex" xmlns:cx1="http://schemas.microsoft.com/office/drawing/2015/9/8/chartex" xmlns:cx2="http://schemas.microsoft.com/office/drawing/2015/10/21/chartex" xmlns:cx3="http://schemas.microsoft.com/office/drawing/2016/5/9/chartex" xmlns:cx4="http://schemas.microsoft.com/office/drawing/2016/5/10/chartex" xmlns:cx5="http://schemas.microsoft.com/office/drawing/2016/5/11/chartex" xmlns:cx6="http://schemas.microsoft.com/office/drawing/2016/5/12/chartex" xmlns:cx7="http://schemas.microsoft.com/office/drawing/2016/5/13/chartex" xmlns:cx8="http://schemas.microsoft.com/office/drawing/2016/5/14/chartex" xmlns:mc="http://schemas.openxmlformats.org/markup-compatibility/2006" xmlns:aink="http://schemas.microsoft.com/office/drawing/2016/ink" xmlns:am3d="http://schemas.microsoft.com/office/drawing/2017/model3d" xmlns:o="urn:schemas-microsoft-com:office:office" xmlns:oel="http://schemas.microsoft.com/office/2019/extlst" xmlns:r="http://schemas.openxmlformats.org/officeDocument/2006/relationships" xmlns:m="http://schemas.openxmlformats.org/officeDocument/2006/math" xmlns:v="urn:schemas-microsoft-com:vml" xmlns:wp14="http://schemas.microsoft.com/office/word/2010/wordprocessingDrawing" xmlns:wp="http://schemas.openxmlformats.org/drawingml/2006/wordprocessingDrawing" xmlns:w10="urn:schemas-microsoft-com:office:word" xmlns:w="http://schemas.openxmlformats.org/wordprocessingml/2006/main" xmlns:w14="http://schemas.microsoft.com/office/word/2010/wordml" xmlns:w15="http://schemas.microsoft.com/office/word/2012/wordml" xmlns:w16cex="http://schemas.microsoft.com/office/word/2018/wordml/cex" xmlns:w16cid="http://schemas.microsoft.com/office/word/2016/wordml/cid" xmlns:w16="http://schemas.microsoft.com/office/word/2018/wordml" xmlns:w16du="http://schemas.microsoft.com/office/word/2023/wordml/word16du" xmlns:w16sdtdh="http://schemas.microsoft.com/office/word/2020/wordml/sdtdatahash" xmlns:w16sdtfl="http://schemas.microsoft.com/office/word/2024/wordml/sdtformatlock" xmlns:w16se="http://schemas.microsoft.com/office/word/2015/wordml/symex" xmlns:wpg="http://schemas.microsoft.com/office/word/2010/wordprocessingGroup" xmlns:wpi="http://schemas.microsoft.com/office/word/2010/wordprocessingInk" xmlns:wne="http://schemas.microsoft.com/office/word/2006/wordml" xmlns:wps="http://schemas.microsoft.com/office/word/2010/wordprocessingShape" mc:Ignorable="w14 w15 w16se w16cid w16 w16cex w16sdtdh w16sdtfl w16du wp14">
+  <w:endnote w:type="separator" w:id="-1">
+    <w:p>
       <w:r>
         <w:separator/>
       </w:r>
     </w:p>
   </w:endnote>
-  <w:endnote w:type="continuationSeparator" w:id="1">
-    <w:p>
-      <w:pPr>
-        <w:spacing w:line="240" w:lineRule="auto"/>
-      </w:pPr>
+  <w:endnote w:type="continuationSeparator" w:id="0">
+    <w:p>
       <w:r>
         <w:continuationSeparator/>
       </w:r>
@@ -2593,22 +2279,16 @@
 </file>
 
 <file path=word/footnotes.xml><?xml version="1.0" encoding="utf-8"?>
-<w:footnotes xmlns:wpc="http://schemas.microsoft.com/office/word/2010/wordprocessingCanvas" xmlns:mc="http://schemas.openxmlformats.org/markup-compatibility/2006" xmlns:o="urn:schemas-microsoft-com:office:office" xmlns:r="http://schemas.openxmlformats.org/officeDocument/2006/relationships" xmlns:m="http://schemas.openxmlformats.org/officeDocument/2006/math" xmlns:v="urn:schemas-microsoft-com:vml" xmlns:wp14="http://schemas.microsoft.com/office/word/2010/wordprocessingDrawing" xmlns:wp="http://schemas.openxmlformats.org/drawingml/2006/wordprocessingDrawing" xmlns:w="http://schemas.openxmlformats.org/wordprocessingml/2006/main" xmlns:w14="http://schemas.microsoft.com/office/word/2010/wordml" xmlns:w15="http://schemas.microsoft.com/office/word/2012/wordml" xmlns:w10="urn:schemas-microsoft-com:office:word" xmlns:wpg="http://schemas.microsoft.com/office/word/2010/wordprocessingGroup" xmlns:wpi="http://schemas.microsoft.com/office/word/2010/wordprocessingInk" xmlns:wne="http://schemas.microsoft.com/office/word/2006/wordml" xmlns:wps="http://schemas.microsoft.com/office/word/2010/wordprocessingShape" xmlns:wpsCustomData="http://www.wps.cn/officeDocument/2013/wpsCustomData" mc:Ignorable="w14 w15 wp14">
-  <w:footnote w:type="separator" w:id="0">
-    <w:p>
-      <w:pPr>
-        <w:spacing w:before="0" w:after="0" w:line="240" w:lineRule="auto"/>
-      </w:pPr>
+<w:footnotes xmlns:wpc="http://schemas.microsoft.com/office/word/2010/wordprocessingCanvas" xmlns:cx="http://schemas.microsoft.com/office/drawing/2014/chartex" xmlns:cx1="http://schemas.microsoft.com/office/drawing/2015/9/8/chartex" xmlns:cx2="http://schemas.microsoft.com/office/drawing/2015/10/21/chartex" xmlns:cx3="http://schemas.microsoft.com/office/drawing/2016/5/9/chartex" xmlns:cx4="http://schemas.microsoft.com/office/drawing/2016/5/10/chartex" xmlns:cx5="http://schemas.microsoft.com/office/drawing/2016/5/11/chartex" xmlns:cx6="http://schemas.microsoft.com/office/drawing/2016/5/12/chartex" xmlns:cx7="http://schemas.microsoft.com/office/drawing/2016/5/13/chartex" xmlns:cx8="http://schemas.microsoft.com/office/drawing/2016/5/14/chartex" xmlns:mc="http://schemas.openxmlformats.org/markup-compatibility/2006" xmlns:aink="http://schemas.microsoft.com/office/drawing/2016/ink" xmlns:am3d="http://schemas.microsoft.com/office/drawing/2017/model3d" xmlns:o="urn:schemas-microsoft-com:office:office" xmlns:oel="http://schemas.microsoft.com/office/2019/extlst" xmlns:r="http://schemas.openxmlformats.org/officeDocument/2006/relationships" xmlns:m="http://schemas.openxmlformats.org/officeDocument/2006/math" xmlns:v="urn:schemas-microsoft-com:vml" xmlns:wp14="http://schemas.microsoft.com/office/word/2010/wordprocessingDrawing" xmlns:wp="http://schemas.openxmlformats.org/drawingml/2006/wordprocessingDrawing" xmlns:w10="urn:schemas-microsoft-com:office:word" xmlns:w="http://schemas.openxmlformats.org/wordprocessingml/2006/main" xmlns:w14="http://schemas.microsoft.com/office/word/2010/wordml" xmlns:w15="http://schemas.microsoft.com/office/word/2012/wordml" xmlns:w16cex="http://schemas.microsoft.com/office/word/2018/wordml/cex" xmlns:w16cid="http://schemas.microsoft.com/office/word/2016/wordml/cid" xmlns:w16="http://schemas.microsoft.com/office/word/2018/wordml" xmlns:w16du="http://schemas.microsoft.com/office/word/2023/wordml/word16du" xmlns:w16sdtdh="http://schemas.microsoft.com/office/word/2020/wordml/sdtdatahash" xmlns:w16sdtfl="http://schemas.microsoft.com/office/word/2024/wordml/sdtformatlock" xmlns:w16se="http://schemas.microsoft.com/office/word/2015/wordml/symex" xmlns:wpg="http://schemas.microsoft.com/office/word/2010/wordprocessingGroup" xmlns:wpi="http://schemas.microsoft.com/office/word/2010/wordprocessingInk" xmlns:wne="http://schemas.microsoft.com/office/word/2006/wordml" xmlns:wps="http://schemas.microsoft.com/office/word/2010/wordprocessingShape" mc:Ignorable="w14 w15 w16se w16cid w16 w16cex w16sdtdh w16sdtfl w16du wp14">
+  <w:footnote w:type="separator" w:id="-1">
+    <w:p>
       <w:r>
         <w:separator/>
       </w:r>
     </w:p>
   </w:footnote>
-  <w:footnote w:type="continuationSeparator" w:id="1">
-    <w:p>
-      <w:pPr>
-        <w:spacing w:before="0" w:after="0" w:line="240" w:lineRule="auto"/>
-      </w:pPr>
+  <w:footnote w:type="continuationSeparator" w:id="0">
+    <w:p>
       <w:r>
         <w:continuationSeparator/>
       </w:r>
@@ -2618,12 +2298,12 @@
 </file>
 
 <file path=word/numbering.xml><?xml version="1.0" encoding="utf-8"?>
-<w:numbering xmlns:wpc="http://schemas.microsoft.com/office/word/2010/wordprocessingCanvas" xmlns:mc="http://schemas.openxmlformats.org/markup-compatibility/2006" xmlns:o="urn:schemas-microsoft-com:office:office" xmlns:r="http://schemas.openxmlformats.org/officeDocument/2006/relationships" xmlns:m="http://schemas.openxmlformats.org/officeDocument/2006/math" xmlns:v="urn:schemas-microsoft-com:vml" xmlns:wp14="http://schemas.microsoft.com/office/word/2010/wordprocessingDrawing" xmlns:wp="http://schemas.openxmlformats.org/drawingml/2006/wordprocessingDrawing" xmlns:w10="urn:schemas-microsoft-com:office:word" xmlns:w="http://schemas.openxmlformats.org/wordprocessingml/2006/main" xmlns:w14="http://schemas.microsoft.com/office/word/2010/wordml" xmlns:wpg="http://schemas.microsoft.com/office/word/2010/wordprocessingGroup" xmlns:wpi="http://schemas.microsoft.com/office/word/2010/wordprocessingInk" xmlns:wne="http://schemas.microsoft.com/office/word/2006/wordml" xmlns:wps="http://schemas.microsoft.com/office/word/2010/wordprocessingShape" xmlns:wpsCustomData="http://www.wps.cn/officeDocument/2013/wpsCustomData" mc:Ignorable="w14 wp14">
-  <w:abstractNum w:abstractNumId="0">
+<w:numbering xmlns:wpc="http://schemas.microsoft.com/office/word/2010/wordprocessingCanvas" xmlns:cx="http://schemas.microsoft.com/office/drawing/2014/chartex" xmlns:cx1="http://schemas.microsoft.com/office/drawing/2015/9/8/chartex" xmlns:cx2="http://schemas.microsoft.com/office/drawing/2015/10/21/chartex" xmlns:cx3="http://schemas.microsoft.com/office/drawing/2016/5/9/chartex" xmlns:cx4="http://schemas.microsoft.com/office/drawing/2016/5/10/chartex" xmlns:cx5="http://schemas.microsoft.com/office/drawing/2016/5/11/chartex" xmlns:cx6="http://schemas.microsoft.com/office/drawing/2016/5/12/chartex" xmlns:cx7="http://schemas.microsoft.com/office/drawing/2016/5/13/chartex" xmlns:cx8="http://schemas.microsoft.com/office/drawing/2016/5/14/chartex" xmlns:mc="http://schemas.openxmlformats.org/markup-compatibility/2006" xmlns:aink="http://schemas.microsoft.com/office/drawing/2016/ink" xmlns:am3d="http://schemas.microsoft.com/office/drawing/2017/model3d" xmlns:o="urn:schemas-microsoft-com:office:office" xmlns:oel="http://schemas.microsoft.com/office/2019/extlst" xmlns:r="http://schemas.openxmlformats.org/officeDocument/2006/relationships" xmlns:m="http://schemas.openxmlformats.org/officeDocument/2006/math" xmlns:v="urn:schemas-microsoft-com:vml" xmlns:wp14="http://schemas.microsoft.com/office/word/2010/wordprocessingDrawing" xmlns:wp="http://schemas.openxmlformats.org/drawingml/2006/wordprocessingDrawing" xmlns:w10="urn:schemas-microsoft-com:office:word" xmlns:w="http://schemas.openxmlformats.org/wordprocessingml/2006/main" xmlns:w14="http://schemas.microsoft.com/office/word/2010/wordml" xmlns:w15="http://schemas.microsoft.com/office/word/2012/wordml" xmlns:w16cex="http://schemas.microsoft.com/office/word/2018/wordml/cex" xmlns:w16cid="http://schemas.microsoft.com/office/word/2016/wordml/cid" xmlns:w16="http://schemas.microsoft.com/office/word/2018/wordml" xmlns:w16du="http://schemas.microsoft.com/office/word/2023/wordml/word16du" xmlns:w16sdtdh="http://schemas.microsoft.com/office/word/2020/wordml/sdtdatahash" xmlns:w16sdtfl="http://schemas.microsoft.com/office/word/2024/wordml/sdtformatlock" xmlns:w16se="http://schemas.microsoft.com/office/word/2015/wordml/symex" xmlns:wpg="http://schemas.microsoft.com/office/word/2010/wordprocessingGroup" xmlns:wpi="http://schemas.microsoft.com/office/word/2010/wordprocessingInk" xmlns:wne="http://schemas.microsoft.com/office/word/2006/wordml" xmlns:wps="http://schemas.microsoft.com/office/word/2010/wordprocessingShape" mc:Ignorable="w14 w15 w16se w16cid w16 w16cex w16sdtdh w16sdtfl w16du wp14">
+  <w:abstractNum w:abstractNumId="0" w15:restartNumberingAfterBreak="0">
     <w:nsid w:val="04BD7629"/>
     <w:multiLevelType w:val="multilevel"/>
     <w:tmpl w:val="04BD7629"/>
-    <w:lvl w:ilvl="0" w:tentative="0">
+    <w:lvl w:ilvl="0">
       <w:start w:val="1"/>
       <w:numFmt w:val="bullet"/>
       <w:lvlText w:val=""/>
@@ -2635,11 +2315,11 @@
         <w:ind w:left="720" w:hanging="360"/>
       </w:pPr>
       <w:rPr>
-        <w:rFonts w:hint="default" w:ascii="Symbol" w:hAnsi="Symbol"/>
+        <w:rFonts w:ascii="Symbol" w:hAnsi="Symbol" w:hint="default"/>
         <w:sz w:val="20"/>
       </w:rPr>
     </w:lvl>
-    <w:lvl w:ilvl="1" w:tentative="0">
+    <w:lvl w:ilvl="1">
       <w:start w:val="1"/>
       <w:numFmt w:val="bullet"/>
       <w:lvlText w:val="o"/>
@@ -2651,11 +2331,11 @@
         <w:ind w:left="1440" w:hanging="360"/>
       </w:pPr>
       <w:rPr>
-        <w:rFonts w:hint="default" w:ascii="Courier New" w:hAnsi="Courier New"/>
+        <w:rFonts w:ascii="Courier New" w:hAnsi="Courier New" w:hint="default"/>
         <w:sz w:val="20"/>
       </w:rPr>
     </w:lvl>
-    <w:lvl w:ilvl="2" w:tentative="0">
+    <w:lvl w:ilvl="2">
       <w:start w:val="1"/>
       <w:numFmt w:val="bullet"/>
       <w:lvlText w:val=""/>
@@ -2667,11 +2347,11 @@
         <w:ind w:left="2160" w:hanging="360"/>
       </w:pPr>
       <w:rPr>
-        <w:rFonts w:hint="default" w:ascii="Wingdings" w:hAnsi="Wingdings"/>
+        <w:rFonts w:ascii="Wingdings" w:hAnsi="Wingdings" w:hint="default"/>
         <w:sz w:val="20"/>
       </w:rPr>
     </w:lvl>
-    <w:lvl w:ilvl="3" w:tentative="0">
+    <w:lvl w:ilvl="3">
       <w:start w:val="1"/>
       <w:numFmt w:val="bullet"/>
       <w:lvlText w:val=""/>
@@ -2683,11 +2363,11 @@
         <w:ind w:left="2880" w:hanging="360"/>
       </w:pPr>
       <w:rPr>
-        <w:rFonts w:hint="default" w:ascii="Wingdings" w:hAnsi="Wingdings"/>
+        <w:rFonts w:ascii="Wingdings" w:hAnsi="Wingdings" w:hint="default"/>
         <w:sz w:val="20"/>
       </w:rPr>
     </w:lvl>
-    <w:lvl w:ilvl="4" w:tentative="0">
+    <w:lvl w:ilvl="4">
       <w:start w:val="1"/>
       <w:numFmt w:val="bullet"/>
       <w:lvlText w:val=""/>
@@ -2699,11 +2379,11 @@
         <w:ind w:left="3600" w:hanging="360"/>
       </w:pPr>
       <w:rPr>
-        <w:rFonts w:hint="default" w:ascii="Wingdings" w:hAnsi="Wingdings"/>
+        <w:rFonts w:ascii="Wingdings" w:hAnsi="Wingdings" w:hint="default"/>
         <w:sz w:val="20"/>
       </w:rPr>
     </w:lvl>
-    <w:lvl w:ilvl="5" w:tentative="0">
+    <w:lvl w:ilvl="5">
       <w:start w:val="1"/>
       <w:numFmt w:val="bullet"/>
       <w:lvlText w:val=""/>
@@ -2715,11 +2395,11 @@
         <w:ind w:left="4320" w:hanging="360"/>
       </w:pPr>
       <w:rPr>
-        <w:rFonts w:hint="default" w:ascii="Wingdings" w:hAnsi="Wingdings"/>
+        <w:rFonts w:ascii="Wingdings" w:hAnsi="Wingdings" w:hint="default"/>
         <w:sz w:val="20"/>
       </w:rPr>
     </w:lvl>
-    <w:lvl w:ilvl="6" w:tentative="0">
+    <w:lvl w:ilvl="6">
       <w:start w:val="1"/>
       <w:numFmt w:val="bullet"/>
       <w:lvlText w:val=""/>
@@ -2731,11 +2411,11 @@
         <w:ind w:left="5040" w:hanging="360"/>
       </w:pPr>
       <w:rPr>
-        <w:rFonts w:hint="default" w:ascii="Wingdings" w:hAnsi="Wingdings"/>
+        <w:rFonts w:ascii="Wingdings" w:hAnsi="Wingdings" w:hint="default"/>
         <w:sz w:val="20"/>
       </w:rPr>
     </w:lvl>
-    <w:lvl w:ilvl="7" w:tentative="0">
+    <w:lvl w:ilvl="7">
       <w:start w:val="1"/>
       <w:numFmt w:val="bullet"/>
       <w:lvlText w:val=""/>
@@ -2747,11 +2427,11 @@
         <w:ind w:left="5760" w:hanging="360"/>
       </w:pPr>
       <w:rPr>
-        <w:rFonts w:hint="default" w:ascii="Wingdings" w:hAnsi="Wingdings"/>
+        <w:rFonts w:ascii="Wingdings" w:hAnsi="Wingdings" w:hint="default"/>
         <w:sz w:val="20"/>
       </w:rPr>
     </w:lvl>
-    <w:lvl w:ilvl="8" w:tentative="0">
+    <w:lvl w:ilvl="8">
       <w:start w:val="1"/>
       <w:numFmt w:val="bullet"/>
       <w:lvlText w:val=""/>
@@ -2763,17 +2443,16 @@
         <w:ind w:left="6480" w:hanging="360"/>
       </w:pPr>
       <w:rPr>
-        <w:rFonts w:hint="default" w:ascii="Wingdings" w:hAnsi="Wingdings"/>
+        <w:rFonts w:ascii="Wingdings" w:hAnsi="Wingdings" w:hint="default"/>
         <w:sz w:val="20"/>
       </w:rPr>
     </w:lvl>
   </w:abstractNum>
-  <w:abstractNum w:abstractNumId="1">
+  <w:abstractNum w:abstractNumId="1" w15:restartNumberingAfterBreak="0">
     <w:nsid w:val="065B7C78"/>
     <w:multiLevelType w:val="multilevel"/>
     <w:tmpl w:val="065B7C78"/>
-    <w:lvl w:ilvl="0" w:tentative="0">
-      <w:start w:val="0"/>
+    <w:lvl w:ilvl="0">
       <w:numFmt w:val="bullet"/>
       <w:lvlText w:val="-"/>
       <w:lvlJc w:val="left"/>
@@ -2781,10 +2460,10 @@
         <w:ind w:left="720" w:hanging="360"/>
       </w:pPr>
       <w:rPr>
-        <w:rFonts w:hint="default" w:ascii="Times New Roman" w:hAnsi="Times New Roman" w:eastAsia="Times New Roman" w:cs="Times New Roman"/>
-      </w:rPr>
-    </w:lvl>
-    <w:lvl w:ilvl="1" w:tentative="0">
+        <w:rFonts w:ascii="Times New Roman" w:eastAsia="Times New Roman" w:hAnsi="Times New Roman" w:cs="Times New Roman" w:hint="default"/>
+      </w:rPr>
+    </w:lvl>
+    <w:lvl w:ilvl="1">
       <w:start w:val="1"/>
       <w:numFmt w:val="bullet"/>
       <w:lvlText w:val="o"/>
@@ -2793,10 +2472,10 @@
         <w:ind w:left="1440" w:hanging="360"/>
       </w:pPr>
       <w:rPr>
-        <w:rFonts w:hint="default" w:ascii="Courier New" w:hAnsi="Courier New" w:cs="Courier New"/>
-      </w:rPr>
-    </w:lvl>
-    <w:lvl w:ilvl="2" w:tentative="0">
+        <w:rFonts w:ascii="Courier New" w:hAnsi="Courier New" w:cs="Courier New" w:hint="default"/>
+      </w:rPr>
+    </w:lvl>
+    <w:lvl w:ilvl="2">
       <w:start w:val="1"/>
       <w:numFmt w:val="bullet"/>
       <w:lvlText w:val=""/>
@@ -2805,10 +2484,10 @@
         <w:ind w:left="2160" w:hanging="360"/>
       </w:pPr>
       <w:rPr>
-        <w:rFonts w:hint="default" w:ascii="Wingdings" w:hAnsi="Wingdings"/>
-      </w:rPr>
-    </w:lvl>
-    <w:lvl w:ilvl="3" w:tentative="0">
+        <w:rFonts w:ascii="Wingdings" w:hAnsi="Wingdings" w:hint="default"/>
+      </w:rPr>
+    </w:lvl>
+    <w:lvl w:ilvl="3">
       <w:start w:val="1"/>
       <w:numFmt w:val="bullet"/>
       <w:lvlText w:val=""/>
@@ -2817,10 +2496,10 @@
         <w:ind w:left="2880" w:hanging="360"/>
       </w:pPr>
       <w:rPr>
-        <w:rFonts w:hint="default" w:ascii="Symbol" w:hAnsi="Symbol"/>
-      </w:rPr>
-    </w:lvl>
-    <w:lvl w:ilvl="4" w:tentative="0">
+        <w:rFonts w:ascii="Symbol" w:hAnsi="Symbol" w:hint="default"/>
+      </w:rPr>
+    </w:lvl>
+    <w:lvl w:ilvl="4">
       <w:start w:val="1"/>
       <w:numFmt w:val="bullet"/>
       <w:lvlText w:val="o"/>
@@ -2829,10 +2508,10 @@
         <w:ind w:left="3600" w:hanging="360"/>
       </w:pPr>
       <w:rPr>
-        <w:rFonts w:hint="default" w:ascii="Courier New" w:hAnsi="Courier New" w:cs="Courier New"/>
-      </w:rPr>
-    </w:lvl>
-    <w:lvl w:ilvl="5" w:tentative="0">
+        <w:rFonts w:ascii="Courier New" w:hAnsi="Courier New" w:cs="Courier New" w:hint="default"/>
+      </w:rPr>
+    </w:lvl>
+    <w:lvl w:ilvl="5">
       <w:start w:val="1"/>
       <w:numFmt w:val="bullet"/>
       <w:lvlText w:val=""/>
@@ -2841,10 +2520,10 @@
         <w:ind w:left="4320" w:hanging="360"/>
       </w:pPr>
       <w:rPr>
-        <w:rFonts w:hint="default" w:ascii="Wingdings" w:hAnsi="Wingdings"/>
-      </w:rPr>
-    </w:lvl>
-    <w:lvl w:ilvl="6" w:tentative="0">
+        <w:rFonts w:ascii="Wingdings" w:hAnsi="Wingdings" w:hint="default"/>
+      </w:rPr>
+    </w:lvl>
+    <w:lvl w:ilvl="6">
       <w:start w:val="1"/>
       <w:numFmt w:val="bullet"/>
       <w:lvlText w:val=""/>
@@ -2853,10 +2532,10 @@
         <w:ind w:left="5040" w:hanging="360"/>
       </w:pPr>
       <w:rPr>
-        <w:rFonts w:hint="default" w:ascii="Symbol" w:hAnsi="Symbol"/>
-      </w:rPr>
-    </w:lvl>
-    <w:lvl w:ilvl="7" w:tentative="0">
+        <w:rFonts w:ascii="Symbol" w:hAnsi="Symbol" w:hint="default"/>
+      </w:rPr>
+    </w:lvl>
+    <w:lvl w:ilvl="7">
       <w:start w:val="1"/>
       <w:numFmt w:val="bullet"/>
       <w:lvlText w:val="o"/>
@@ -2865,10 +2544,10 @@
         <w:ind w:left="5760" w:hanging="360"/>
       </w:pPr>
       <w:rPr>
-        <w:rFonts w:hint="default" w:ascii="Courier New" w:hAnsi="Courier New" w:cs="Courier New"/>
-      </w:rPr>
-    </w:lvl>
-    <w:lvl w:ilvl="8" w:tentative="0">
+        <w:rFonts w:ascii="Courier New" w:hAnsi="Courier New" w:cs="Courier New" w:hint="default"/>
+      </w:rPr>
+    </w:lvl>
+    <w:lvl w:ilvl="8">
       <w:start w:val="1"/>
       <w:numFmt w:val="bullet"/>
       <w:lvlText w:val=""/>
@@ -2877,15 +2556,15 @@
         <w:ind w:left="6480" w:hanging="360"/>
       </w:pPr>
       <w:rPr>
-        <w:rFonts w:hint="default" w:ascii="Wingdings" w:hAnsi="Wingdings"/>
+        <w:rFonts w:ascii="Wingdings" w:hAnsi="Wingdings" w:hint="default"/>
       </w:rPr>
     </w:lvl>
   </w:abstractNum>
-  <w:abstractNum w:abstractNumId="2">
+  <w:abstractNum w:abstractNumId="2" w15:restartNumberingAfterBreak="0">
     <w:nsid w:val="121C7BFD"/>
     <w:multiLevelType w:val="multilevel"/>
     <w:tmpl w:val="121C7BFD"/>
-    <w:lvl w:ilvl="0" w:tentative="0">
+    <w:lvl w:ilvl="0">
       <w:start w:val="1"/>
       <w:numFmt w:val="bullet"/>
       <w:lvlText w:val=""/>
@@ -2894,10 +2573,10 @@
         <w:ind w:left="720" w:hanging="360"/>
       </w:pPr>
       <w:rPr>
-        <w:rFonts w:hint="default" w:ascii="Symbol" w:hAnsi="Symbol"/>
-      </w:rPr>
-    </w:lvl>
-    <w:lvl w:ilvl="1" w:tentative="0">
+        <w:rFonts w:ascii="Symbol" w:hAnsi="Symbol" w:hint="default"/>
+      </w:rPr>
+    </w:lvl>
+    <w:lvl w:ilvl="1">
       <w:start w:val="1"/>
       <w:numFmt w:val="bullet"/>
       <w:lvlText w:val="o"/>
@@ -2906,10 +2585,10 @@
         <w:ind w:left="1440" w:hanging="360"/>
       </w:pPr>
       <w:rPr>
-        <w:rFonts w:hint="default" w:ascii="Courier New" w:hAnsi="Courier New" w:cs="Courier New"/>
-      </w:rPr>
-    </w:lvl>
-    <w:lvl w:ilvl="2" w:tentative="0">
+        <w:rFonts w:ascii="Courier New" w:hAnsi="Courier New" w:cs="Courier New" w:hint="default"/>
+      </w:rPr>
+    </w:lvl>
+    <w:lvl w:ilvl="2">
       <w:start w:val="1"/>
       <w:numFmt w:val="bullet"/>
       <w:lvlText w:val=""/>
@@ -2918,10 +2597,10 @@
         <w:ind w:left="2160" w:hanging="360"/>
       </w:pPr>
       <w:rPr>
-        <w:rFonts w:hint="default" w:ascii="Wingdings" w:hAnsi="Wingdings"/>
-      </w:rPr>
-    </w:lvl>
-    <w:lvl w:ilvl="3" w:tentative="0">
+        <w:rFonts w:ascii="Wingdings" w:hAnsi="Wingdings" w:hint="default"/>
+      </w:rPr>
+    </w:lvl>
+    <w:lvl w:ilvl="3">
       <w:start w:val="1"/>
       <w:numFmt w:val="bullet"/>
       <w:lvlText w:val=""/>
@@ -2930,10 +2609,10 @@
         <w:ind w:left="2880" w:hanging="360"/>
       </w:pPr>
       <w:rPr>
-        <w:rFonts w:hint="default" w:ascii="Symbol" w:hAnsi="Symbol"/>
-      </w:rPr>
-    </w:lvl>
-    <w:lvl w:ilvl="4" w:tentative="0">
+        <w:rFonts w:ascii="Symbol" w:hAnsi="Symbol" w:hint="default"/>
+      </w:rPr>
+    </w:lvl>
+    <w:lvl w:ilvl="4">
       <w:start w:val="1"/>
       <w:numFmt w:val="bullet"/>
       <w:lvlText w:val="o"/>
@@ -2942,10 +2621,10 @@
         <w:ind w:left="3600" w:hanging="360"/>
       </w:pPr>
       <w:rPr>
-        <w:rFonts w:hint="default" w:ascii="Courier New" w:hAnsi="Courier New" w:cs="Courier New"/>
-      </w:rPr>
-    </w:lvl>
-    <w:lvl w:ilvl="5" w:tentative="0">
+        <w:rFonts w:ascii="Courier New" w:hAnsi="Courier New" w:cs="Courier New" w:hint="default"/>
+      </w:rPr>
+    </w:lvl>
+    <w:lvl w:ilvl="5">
       <w:start w:val="1"/>
       <w:numFmt w:val="bullet"/>
       <w:lvlText w:val=""/>
@@ -2954,10 +2633,10 @@
         <w:ind w:left="4320" w:hanging="360"/>
       </w:pPr>
       <w:rPr>
-        <w:rFonts w:hint="default" w:ascii="Wingdings" w:hAnsi="Wingdings"/>
-      </w:rPr>
-    </w:lvl>
-    <w:lvl w:ilvl="6" w:tentative="0">
+        <w:rFonts w:ascii="Wingdings" w:hAnsi="Wingdings" w:hint="default"/>
+      </w:rPr>
+    </w:lvl>
+    <w:lvl w:ilvl="6">
       <w:start w:val="1"/>
       <w:numFmt w:val="bullet"/>
       <w:lvlText w:val=""/>
@@ -2966,10 +2645,10 @@
         <w:ind w:left="5040" w:hanging="360"/>
       </w:pPr>
       <w:rPr>
-        <w:rFonts w:hint="default" w:ascii="Symbol" w:hAnsi="Symbol"/>
-      </w:rPr>
-    </w:lvl>
-    <w:lvl w:ilvl="7" w:tentative="0">
+        <w:rFonts w:ascii="Symbol" w:hAnsi="Symbol" w:hint="default"/>
+      </w:rPr>
+    </w:lvl>
+    <w:lvl w:ilvl="7">
       <w:start w:val="1"/>
       <w:numFmt w:val="bullet"/>
       <w:lvlText w:val="o"/>
@@ -2978,10 +2657,10 @@
         <w:ind w:left="5760" w:hanging="360"/>
       </w:pPr>
       <w:rPr>
-        <w:rFonts w:hint="default" w:ascii="Courier New" w:hAnsi="Courier New" w:cs="Courier New"/>
-      </w:rPr>
-    </w:lvl>
-    <w:lvl w:ilvl="8" w:tentative="0">
+        <w:rFonts w:ascii="Courier New" w:hAnsi="Courier New" w:cs="Courier New" w:hint="default"/>
+      </w:rPr>
+    </w:lvl>
+    <w:lvl w:ilvl="8">
       <w:start w:val="1"/>
       <w:numFmt w:val="bullet"/>
       <w:lvlText w:val=""/>
@@ -2990,15 +2669,15 @@
         <w:ind w:left="6480" w:hanging="360"/>
       </w:pPr>
       <w:rPr>
-        <w:rFonts w:hint="default" w:ascii="Wingdings" w:hAnsi="Wingdings"/>
+        <w:rFonts w:ascii="Wingdings" w:hAnsi="Wingdings" w:hint="default"/>
       </w:rPr>
     </w:lvl>
   </w:abstractNum>
-  <w:abstractNum w:abstractNumId="3">
+  <w:abstractNum w:abstractNumId="3" w15:restartNumberingAfterBreak="0">
     <w:nsid w:val="42796490"/>
     <w:multiLevelType w:val="multilevel"/>
     <w:tmpl w:val="42796490"/>
-    <w:lvl w:ilvl="0" w:tentative="0">
+    <w:lvl w:ilvl="0">
       <w:start w:val="1"/>
       <w:numFmt w:val="bullet"/>
       <w:lvlText w:val=""/>
@@ -3007,10 +2686,10 @@
         <w:ind w:left="720" w:hanging="360"/>
       </w:pPr>
       <w:rPr>
-        <w:rFonts w:hint="default" w:ascii="Symbol" w:hAnsi="Symbol"/>
-      </w:rPr>
-    </w:lvl>
-    <w:lvl w:ilvl="1" w:tentative="0">
+        <w:rFonts w:ascii="Symbol" w:hAnsi="Symbol" w:hint="default"/>
+      </w:rPr>
+    </w:lvl>
+    <w:lvl w:ilvl="1">
       <w:start w:val="1"/>
       <w:numFmt w:val="bullet"/>
       <w:lvlText w:val="o"/>
@@ -3019,10 +2698,10 @@
         <w:ind w:left="1440" w:hanging="360"/>
       </w:pPr>
       <w:rPr>
-        <w:rFonts w:hint="default" w:ascii="Courier New" w:hAnsi="Courier New" w:cs="Courier New"/>
-      </w:rPr>
-    </w:lvl>
-    <w:lvl w:ilvl="2" w:tentative="0">
+        <w:rFonts w:ascii="Courier New" w:hAnsi="Courier New" w:cs="Courier New" w:hint="default"/>
+      </w:rPr>
+    </w:lvl>
+    <w:lvl w:ilvl="2">
       <w:start w:val="1"/>
       <w:numFmt w:val="bullet"/>
       <w:lvlText w:val=""/>
@@ -3031,10 +2710,10 @@
         <w:ind w:left="2160" w:hanging="360"/>
       </w:pPr>
       <w:rPr>
-        <w:rFonts w:hint="default" w:ascii="Wingdings" w:hAnsi="Wingdings"/>
-      </w:rPr>
-    </w:lvl>
-    <w:lvl w:ilvl="3" w:tentative="0">
+        <w:rFonts w:ascii="Wingdings" w:hAnsi="Wingdings" w:hint="default"/>
+      </w:rPr>
+    </w:lvl>
+    <w:lvl w:ilvl="3">
       <w:start w:val="1"/>
       <w:numFmt w:val="bullet"/>
       <w:lvlText w:val=""/>
@@ -3043,10 +2722,10 @@
         <w:ind w:left="2880" w:hanging="360"/>
       </w:pPr>
       <w:rPr>
-        <w:rFonts w:hint="default" w:ascii="Symbol" w:hAnsi="Symbol"/>
-      </w:rPr>
-    </w:lvl>
-    <w:lvl w:ilvl="4" w:tentative="0">
+        <w:rFonts w:ascii="Symbol" w:hAnsi="Symbol" w:hint="default"/>
+      </w:rPr>
+    </w:lvl>
+    <w:lvl w:ilvl="4">
       <w:start w:val="1"/>
       <w:numFmt w:val="bullet"/>
       <w:lvlText w:val="o"/>
@@ -3055,10 +2734,10 @@
         <w:ind w:left="3600" w:hanging="360"/>
       </w:pPr>
       <w:rPr>
-        <w:rFonts w:hint="default" w:ascii="Courier New" w:hAnsi="Courier New" w:cs="Courier New"/>
-      </w:rPr>
-    </w:lvl>
-    <w:lvl w:ilvl="5" w:tentative="0">
+        <w:rFonts w:ascii="Courier New" w:hAnsi="Courier New" w:cs="Courier New" w:hint="default"/>
+      </w:rPr>
+    </w:lvl>
+    <w:lvl w:ilvl="5">
       <w:start w:val="1"/>
       <w:numFmt w:val="bullet"/>
       <w:lvlText w:val=""/>
@@ -3067,10 +2746,10 @@
         <w:ind w:left="4320" w:hanging="360"/>
       </w:pPr>
       <w:rPr>
-        <w:rFonts w:hint="default" w:ascii="Wingdings" w:hAnsi="Wingdings"/>
-      </w:rPr>
-    </w:lvl>
-    <w:lvl w:ilvl="6" w:tentative="0">
+        <w:rFonts w:ascii="Wingdings" w:hAnsi="Wingdings" w:hint="default"/>
+      </w:rPr>
+    </w:lvl>
+    <w:lvl w:ilvl="6">
       <w:start w:val="1"/>
       <w:numFmt w:val="bullet"/>
       <w:lvlText w:val=""/>
@@ -3079,10 +2758,10 @@
         <w:ind w:left="5040" w:hanging="360"/>
       </w:pPr>
       <w:rPr>
-        <w:rFonts w:hint="default" w:ascii="Symbol" w:hAnsi="Symbol"/>
-      </w:rPr>
-    </w:lvl>
-    <w:lvl w:ilvl="7" w:tentative="0">
+        <w:rFonts w:ascii="Symbol" w:hAnsi="Symbol" w:hint="default"/>
+      </w:rPr>
+    </w:lvl>
+    <w:lvl w:ilvl="7">
       <w:start w:val="1"/>
       <w:numFmt w:val="bullet"/>
       <w:lvlText w:val="o"/>
@@ -3091,10 +2770,10 @@
         <w:ind w:left="5760" w:hanging="360"/>
       </w:pPr>
       <w:rPr>
-        <w:rFonts w:hint="default" w:ascii="Courier New" w:hAnsi="Courier New" w:cs="Courier New"/>
-      </w:rPr>
-    </w:lvl>
-    <w:lvl w:ilvl="8" w:tentative="0">
+        <w:rFonts w:ascii="Courier New" w:hAnsi="Courier New" w:cs="Courier New" w:hint="default"/>
+      </w:rPr>
+    </w:lvl>
+    <w:lvl w:ilvl="8">
       <w:start w:val="1"/>
       <w:numFmt w:val="bullet"/>
       <w:lvlText w:val=""/>
@@ -3103,15 +2782,15 @@
         <w:ind w:left="6480" w:hanging="360"/>
       </w:pPr>
       <w:rPr>
-        <w:rFonts w:hint="default" w:ascii="Wingdings" w:hAnsi="Wingdings"/>
+        <w:rFonts w:ascii="Wingdings" w:hAnsi="Wingdings" w:hint="default"/>
       </w:rPr>
     </w:lvl>
   </w:abstractNum>
-  <w:abstractNum w:abstractNumId="4">
+  <w:abstractNum w:abstractNumId="4" w15:restartNumberingAfterBreak="0">
     <w:nsid w:val="6E1A1C44"/>
     <w:multiLevelType w:val="multilevel"/>
     <w:tmpl w:val="6E1A1C44"/>
-    <w:lvl w:ilvl="0" w:tentative="0">
+    <w:lvl w:ilvl="0">
       <w:start w:val="1"/>
       <w:numFmt w:val="decimal"/>
       <w:lvlText w:val="%1."/>
@@ -3123,7 +2802,7 @@
         <w:rFonts w:hint="default"/>
       </w:rPr>
     </w:lvl>
-    <w:lvl w:ilvl="1" w:tentative="0">
+    <w:lvl w:ilvl="1">
       <w:start w:val="1"/>
       <w:numFmt w:val="lowerLetter"/>
       <w:lvlText w:val="%2."/>
@@ -3132,7 +2811,7 @@
         <w:ind w:left="1440" w:hanging="360"/>
       </w:pPr>
     </w:lvl>
-    <w:lvl w:ilvl="2" w:tentative="0">
+    <w:lvl w:ilvl="2">
       <w:start w:val="1"/>
       <w:numFmt w:val="lowerRoman"/>
       <w:lvlText w:val="%3."/>
@@ -3141,7 +2820,7 @@
         <w:ind w:left="2160" w:hanging="180"/>
       </w:pPr>
     </w:lvl>
-    <w:lvl w:ilvl="3" w:tentative="0">
+    <w:lvl w:ilvl="3">
       <w:start w:val="1"/>
       <w:numFmt w:val="decimal"/>
       <w:lvlText w:val="%4."/>
@@ -3150,7 +2829,7 @@
         <w:ind w:left="2880" w:hanging="360"/>
       </w:pPr>
     </w:lvl>
-    <w:lvl w:ilvl="4" w:tentative="0">
+    <w:lvl w:ilvl="4">
       <w:start w:val="1"/>
       <w:numFmt w:val="lowerLetter"/>
       <w:lvlText w:val="%5."/>
@@ -3159,7 +2838,7 @@
         <w:ind w:left="3600" w:hanging="360"/>
       </w:pPr>
     </w:lvl>
-    <w:lvl w:ilvl="5" w:tentative="0">
+    <w:lvl w:ilvl="5">
       <w:start w:val="1"/>
       <w:numFmt w:val="lowerRoman"/>
       <w:lvlText w:val="%6."/>
@@ -3168,7 +2847,7 @@
         <w:ind w:left="4320" w:hanging="180"/>
       </w:pPr>
     </w:lvl>
-    <w:lvl w:ilvl="6" w:tentative="0">
+    <w:lvl w:ilvl="6">
       <w:start w:val="1"/>
       <w:numFmt w:val="decimal"/>
       <w:lvlText w:val="%7."/>
@@ -3177,7 +2856,7 @@
         <w:ind w:left="5040" w:hanging="360"/>
       </w:pPr>
     </w:lvl>
-    <w:lvl w:ilvl="7" w:tentative="0">
+    <w:lvl w:ilvl="7">
       <w:start w:val="1"/>
       <w:numFmt w:val="lowerLetter"/>
       <w:lvlText w:val="%8."/>
@@ -3186,7 +2865,7 @@
         <w:ind w:left="5760" w:hanging="360"/>
       </w:pPr>
     </w:lvl>
-    <w:lvl w:ilvl="8" w:tentative="0">
+    <w:lvl w:ilvl="8">
       <w:start w:val="1"/>
       <w:numFmt w:val="lowerRoman"/>
       <w:lvlText w:val="%9."/>
@@ -3196,311 +2875,435 @@
       </w:pPr>
     </w:lvl>
   </w:abstractNum>
-  <w:num w:numId="1">
+  <w:num w:numId="1" w16cid:durableId="1185704200">
     <w:abstractNumId w:val="0"/>
   </w:num>
-  <w:num w:numId="2">
+  <w:num w:numId="2" w16cid:durableId="2081635861">
     <w:abstractNumId w:val="4"/>
   </w:num>
-  <w:num w:numId="3">
+  <w:num w:numId="3" w16cid:durableId="903637941">
     <w:abstractNumId w:val="2"/>
   </w:num>
-  <w:num w:numId="4">
+  <w:num w:numId="4" w16cid:durableId="10646118">
     <w:abstractNumId w:val="3"/>
   </w:num>
-  <w:num w:numId="5">
+  <w:num w:numId="5" w16cid:durableId="440145896">
     <w:abstractNumId w:val="1"/>
   </w:num>
 </w:numbering>
 </file>
 
 <file path=word/styles.xml><?xml version="1.0" encoding="utf-8"?>
-<w:styles xmlns:mc="http://schemas.openxmlformats.org/markup-compatibility/2006" xmlns:o="urn:schemas-microsoft-com:office:office" xmlns:r="http://schemas.openxmlformats.org/officeDocument/2006/relationships" xmlns:m="http://schemas.openxmlformats.org/officeDocument/2006/math" xmlns:v="urn:schemas-microsoft-com:vml" xmlns:w="http://schemas.openxmlformats.org/wordprocessingml/2006/main" xmlns:w14="http://schemas.microsoft.com/office/word/2010/wordml" xmlns:w10="urn:schemas-microsoft-com:office:word" xmlns:sl="http://schemas.openxmlformats.org/schemaLibrary/2006/main" xmlns:wpsCustomData="http://www.wps.cn/officeDocument/2013/wpsCustomData" mc:Ignorable="w14">
+<w:styles xmlns:mc="http://schemas.openxmlformats.org/markup-compatibility/2006" xmlns:r="http://schemas.openxmlformats.org/officeDocument/2006/relationships" xmlns:w="http://schemas.openxmlformats.org/wordprocessingml/2006/main" xmlns:w14="http://schemas.microsoft.com/office/word/2010/wordml" xmlns:w15="http://schemas.microsoft.com/office/word/2012/wordml" xmlns:w16cex="http://schemas.microsoft.com/office/word/2018/wordml/cex" xmlns:w16cid="http://schemas.microsoft.com/office/word/2016/wordml/cid" xmlns:w16="http://schemas.microsoft.com/office/word/2018/wordml" xmlns:w16du="http://schemas.microsoft.com/office/word/2023/wordml/word16du" xmlns:w16sdtdh="http://schemas.microsoft.com/office/word/2020/wordml/sdtdatahash" xmlns:w16sdtfl="http://schemas.microsoft.com/office/word/2024/wordml/sdtformatlock" xmlns:w16se="http://schemas.microsoft.com/office/word/2015/wordml/symex" mc:Ignorable="w14 w15 w16se w16cid w16 w16cex w16sdtdh w16sdtfl w16du">
   <w:docDefaults>
     <w:rPrDefault>
       <w:rPr>
-        <w:rFonts w:asciiTheme="minorHAnsi" w:hAnsiTheme="minorHAnsi" w:eastAsiaTheme="minorHAnsi" w:cstheme="minorBidi"/>
+        <w:rFonts w:asciiTheme="minorHAnsi" w:eastAsiaTheme="minorHAnsi" w:hAnsiTheme="minorHAnsi" w:cstheme="minorBidi"/>
+        <w:lang w:val="en-US" w:eastAsia="ja-JP" w:bidi="ar-SA"/>
       </w:rPr>
     </w:rPrDefault>
     <w:pPrDefault/>
   </w:docDefaults>
-  <w:latentStyles w:count="260" w:defQFormat="0" w:defUnhideWhenUsed="1" w:defSemiHidden="1" w:defUIPriority="99" w:defLockedState="0">
-    <w:lsdException w:qFormat="1" w:unhideWhenUsed="0" w:uiPriority="0" w:semiHidden="0" w:name="Normal"/>
-    <w:lsdException w:qFormat="1" w:unhideWhenUsed="0" w:uiPriority="9" w:semiHidden="0" w:name="heading 1"/>
-    <w:lsdException w:qFormat="1" w:uiPriority="9" w:name="heading 2"/>
-    <w:lsdException w:qFormat="1" w:uiPriority="9" w:name="heading 3"/>
-    <w:lsdException w:qFormat="1" w:uiPriority="9" w:name="heading 4"/>
-    <w:lsdException w:qFormat="1" w:uiPriority="9" w:name="heading 5"/>
-    <w:lsdException w:qFormat="1" w:uiPriority="9" w:name="heading 6"/>
-    <w:lsdException w:qFormat="1" w:uiPriority="9" w:name="heading 7"/>
-    <w:lsdException w:qFormat="1" w:uiPriority="9" w:name="heading 8"/>
-    <w:lsdException w:qFormat="1" w:uiPriority="9" w:name="heading 9"/>
-    <w:lsdException w:uiPriority="99" w:name="index 1"/>
-    <w:lsdException w:uiPriority="99" w:name="index 2"/>
-    <w:lsdException w:uiPriority="99" w:name="index 3"/>
-    <w:lsdException w:uiPriority="99" w:name="index 4"/>
-    <w:lsdException w:uiPriority="99" w:name="index 5"/>
-    <w:lsdException w:uiPriority="99" w:name="index 6"/>
-    <w:lsdException w:uiPriority="99" w:name="index 7"/>
-    <w:lsdException w:uiPriority="99" w:name="index 8"/>
-    <w:lsdException w:uiPriority="99" w:name="index 9"/>
-    <w:lsdException w:uiPriority="39" w:name="toc 1"/>
-    <w:lsdException w:uiPriority="39" w:name="toc 2"/>
-    <w:lsdException w:uiPriority="39" w:name="toc 3"/>
-    <w:lsdException w:uiPriority="39" w:name="toc 4"/>
-    <w:lsdException w:uiPriority="39" w:name="toc 5"/>
-    <w:lsdException w:uiPriority="39" w:name="toc 6"/>
-    <w:lsdException w:uiPriority="39" w:name="toc 7"/>
-    <w:lsdException w:uiPriority="39" w:name="toc 8"/>
-    <w:lsdException w:uiPriority="39" w:name="toc 9"/>
-    <w:lsdException w:uiPriority="99" w:name="Normal Indent"/>
-    <w:lsdException w:uiPriority="99" w:name="footnote text"/>
-    <w:lsdException w:uiPriority="99" w:name="annotation text"/>
-    <w:lsdException w:uiPriority="99" w:semiHidden="0" w:name="header"/>
-    <w:lsdException w:uiPriority="99" w:semiHidden="0" w:name="footer"/>
-    <w:lsdException w:uiPriority="99" w:name="index heading"/>
-    <w:lsdException w:qFormat="1" w:uiPriority="35" w:name="caption"/>
-    <w:lsdException w:uiPriority="99" w:name="table of figures"/>
-    <w:lsdException w:uiPriority="99" w:name="envelope address"/>
-    <w:lsdException w:uiPriority="99" w:name="envelope return"/>
-    <w:lsdException w:uiPriority="99" w:name="footnote reference"/>
-    <w:lsdException w:uiPriority="99" w:name="annotation reference"/>
-    <w:lsdException w:uiPriority="99" w:name="line number"/>
-    <w:lsdException w:uiPriority="99" w:name="page number"/>
-    <w:lsdException w:uiPriority="99" w:name="endnote reference"/>
-    <w:lsdException w:uiPriority="99" w:name="endnote text"/>
-    <w:lsdException w:uiPriority="99" w:name="table of authorities"/>
-    <w:lsdException w:uiPriority="99" w:name="macro"/>
-    <w:lsdException w:uiPriority="99" w:name="toa heading"/>
-    <w:lsdException w:uiPriority="99" w:name="List"/>
-    <w:lsdException w:uiPriority="99" w:name="List Bullet"/>
-    <w:lsdException w:uiPriority="99" w:name="List Number"/>
-    <w:lsdException w:uiPriority="99" w:name="List 2"/>
-    <w:lsdException w:uiPriority="99" w:name="List 3"/>
-    <w:lsdException w:uiPriority="99" w:name="List 4"/>
-    <w:lsdException w:uiPriority="99" w:name="List 5"/>
-    <w:lsdException w:uiPriority="99" w:name="List Bullet 2"/>
-    <w:lsdException w:uiPriority="99" w:name="List Bullet 3"/>
-    <w:lsdException w:uiPriority="99" w:name="List Bullet 4"/>
-    <w:lsdException w:uiPriority="99" w:name="List Bullet 5"/>
-    <w:lsdException w:uiPriority="99" w:name="List Number 2"/>
-    <w:lsdException w:uiPriority="99" w:name="List Number 3"/>
-    <w:lsdException w:uiPriority="99" w:name="List Number 4"/>
-    <w:lsdException w:uiPriority="99" w:name="List Number 5"/>
-    <w:lsdException w:qFormat="1" w:unhideWhenUsed="0" w:uiPriority="10" w:semiHidden="0" w:name="Title"/>
-    <w:lsdException w:uiPriority="99" w:name="Closing"/>
-    <w:lsdException w:uiPriority="99" w:name="Signature"/>
-    <w:lsdException w:uiPriority="1" w:name="Default Paragraph Font"/>
-    <w:lsdException w:uiPriority="99" w:name="Body Text"/>
-    <w:lsdException w:uiPriority="99" w:name="Body Text Indent"/>
-    <w:lsdException w:uiPriority="99" w:name="List Continue"/>
-    <w:lsdException w:uiPriority="99" w:name="List Continue 2"/>
-    <w:lsdException w:uiPriority="99" w:name="List Continue 3"/>
-    <w:lsdException w:uiPriority="99" w:name="List Continue 4"/>
-    <w:lsdException w:uiPriority="99" w:name="List Continue 5"/>
-    <w:lsdException w:uiPriority="99" w:name="Message Header"/>
-    <w:lsdException w:qFormat="1" w:unhideWhenUsed="0" w:uiPriority="11" w:semiHidden="0" w:name="Subtitle"/>
-    <w:lsdException w:uiPriority="99" w:name="Salutation"/>
-    <w:lsdException w:uiPriority="99" w:name="Date"/>
-    <w:lsdException w:uiPriority="99" w:name="Body Text First Indent"/>
-    <w:lsdException w:uiPriority="99" w:name="Body Text First Indent 2"/>
-    <w:lsdException w:uiPriority="99" w:name="Note Heading"/>
-    <w:lsdException w:uiPriority="99" w:name="Body Text 2"/>
-    <w:lsdException w:uiPriority="99" w:name="Body Text 3"/>
-    <w:lsdException w:uiPriority="99" w:name="Body Text Indent 2"/>
-    <w:lsdException w:uiPriority="99" w:name="Body Text Indent 3"/>
-    <w:lsdException w:uiPriority="99" w:name="Block Text"/>
-    <w:lsdException w:uiPriority="0" w:semiHidden="0" w:name="Hyperlink"/>
-    <w:lsdException w:uiPriority="99" w:name="FollowedHyperlink"/>
-    <w:lsdException w:qFormat="1" w:unhideWhenUsed="0" w:uiPriority="22" w:semiHidden="0" w:name="Strong"/>
-    <w:lsdException w:qFormat="1" w:unhideWhenUsed="0" w:uiPriority="20" w:semiHidden="0" w:name="Emphasis"/>
-    <w:lsdException w:uiPriority="99" w:name="Document Map"/>
-    <w:lsdException w:uiPriority="99" w:name="Plain Text"/>
-    <w:lsdException w:uiPriority="99" w:name="E-mail Signature"/>
-    <w:lsdException w:uiPriority="99" w:name="Normal (Web)"/>
-    <w:lsdException w:uiPriority="99" w:name="HTML Acronym"/>
-    <w:lsdException w:uiPriority="99" w:name="HTML Address"/>
-    <w:lsdException w:uiPriority="99" w:name="HTML Cite"/>
-    <w:lsdException w:uiPriority="99" w:name="HTML Code"/>
-    <w:lsdException w:uiPriority="99" w:name="HTML Definition"/>
-    <w:lsdException w:uiPriority="99" w:name="HTML Keyboard"/>
-    <w:lsdException w:uiPriority="99" w:name="HTML Preformatted"/>
-    <w:lsdException w:uiPriority="99" w:name="HTML Sample"/>
-    <w:lsdException w:uiPriority="99" w:name="HTML Typewriter"/>
-    <w:lsdException w:uiPriority="99" w:name="HTML Variable"/>
-    <w:lsdException w:uiPriority="99" w:name="Normal Table"/>
-    <w:lsdException w:uiPriority="99" w:name="annotation subject"/>
-    <w:lsdException w:uiPriority="99" w:name="Table Simple 1"/>
-    <w:lsdException w:uiPriority="99" w:name="Table Simple 2"/>
-    <w:lsdException w:uiPriority="99" w:name="Table Simple 3"/>
-    <w:lsdException w:uiPriority="99" w:name="Table Classic 1"/>
-    <w:lsdException w:uiPriority="99" w:name="Table Classic 2"/>
-    <w:lsdException w:uiPriority="99" w:name="Table Classic 3"/>
-    <w:lsdException w:uiPriority="99" w:name="Table Classic 4"/>
-    <w:lsdException w:uiPriority="99" w:name="Table Colorful 1"/>
-    <w:lsdException w:uiPriority="99" w:name="Table Colorful 2"/>
-    <w:lsdException w:uiPriority="99" w:name="Table Colorful 3"/>
-    <w:lsdException w:uiPriority="99" w:name="Table Columns 1"/>
-    <w:lsdException w:uiPriority="99" w:name="Table Columns 2"/>
-    <w:lsdException w:uiPriority="99" w:name="Table Columns 3"/>
-    <w:lsdException w:uiPriority="99" w:name="Table Columns 4"/>
-    <w:lsdException w:uiPriority="99" w:name="Table Columns 5"/>
-    <w:lsdException w:uiPriority="99" w:name="Table Grid 1"/>
-    <w:lsdException w:uiPriority="99" w:name="Table Grid 2"/>
-    <w:lsdException w:uiPriority="99" w:name="Table Grid 3"/>
-    <w:lsdException w:uiPriority="99" w:name="Table Grid 4"/>
-    <w:lsdException w:uiPriority="99" w:name="Table Grid 5"/>
-    <w:lsdException w:uiPriority="99" w:name="Table Grid 6"/>
-    <w:lsdException w:uiPriority="99" w:name="Table Grid 7"/>
-    <w:lsdException w:uiPriority="99" w:name="Table Grid 8"/>
-    <w:lsdException w:uiPriority="99" w:name="Table List 1"/>
-    <w:lsdException w:uiPriority="99" w:name="Table List 2"/>
-    <w:lsdException w:uiPriority="99" w:name="Table List 3"/>
-    <w:lsdException w:uiPriority="99" w:name="Table List 4"/>
-    <w:lsdException w:uiPriority="99" w:name="Table List 5"/>
-    <w:lsdException w:uiPriority="99" w:name="Table List 6"/>
-    <w:lsdException w:uiPriority="99" w:name="Table List 7"/>
-    <w:lsdException w:uiPriority="99" w:name="Table List 8"/>
-    <w:lsdException w:uiPriority="99" w:name="Table 3D effects 1"/>
-    <w:lsdException w:uiPriority="99" w:name="Table 3D effects 2"/>
-    <w:lsdException w:uiPriority="99" w:name="Table 3D effects 3"/>
-    <w:lsdException w:uiPriority="99" w:name="Table Contemporary"/>
-    <w:lsdException w:uiPriority="99" w:name="Table Elegant"/>
-    <w:lsdException w:uiPriority="99" w:name="Table Professional"/>
-    <w:lsdException w:uiPriority="99" w:name="Table Subtle 1"/>
-    <w:lsdException w:uiPriority="99" w:name="Table Subtle 2"/>
-    <w:lsdException w:uiPriority="99" w:name="Table Web 1"/>
-    <w:lsdException w:uiPriority="99" w:name="Table Web 2"/>
-    <w:lsdException w:uiPriority="99" w:name="Table Web 3"/>
-    <w:lsdException w:uiPriority="99" w:name="Balloon Text"/>
-    <w:lsdException w:unhideWhenUsed="0" w:uiPriority="39" w:semiHidden="0" w:name="Table Grid"/>
-    <w:lsdException w:uiPriority="99" w:name="Table Theme"/>
-    <w:lsdException w:unhideWhenUsed="0" w:uiPriority="60" w:semiHidden="0" w:name="Light Shading"/>
-    <w:lsdException w:unhideWhenUsed="0" w:uiPriority="61" w:semiHidden="0" w:name="Light List"/>
-    <w:lsdException w:unhideWhenUsed="0" w:uiPriority="62" w:semiHidden="0" w:name="Light Grid"/>
-    <w:lsdException w:unhideWhenUsed="0" w:uiPriority="63" w:semiHidden="0" w:name="Medium Shading 1"/>
-    <w:lsdException w:unhideWhenUsed="0" w:uiPriority="64" w:semiHidden="0" w:name="Medium Shading 2"/>
-    <w:lsdException w:unhideWhenUsed="0" w:uiPriority="65" w:semiHidden="0" w:name="Medium List 1"/>
-    <w:lsdException w:unhideWhenUsed="0" w:uiPriority="66" w:semiHidden="0" w:name="Medium List 2"/>
-    <w:lsdException w:unhideWhenUsed="0" w:uiPriority="67" w:semiHidden="0" w:name="Medium Grid 1"/>
-    <w:lsdException w:unhideWhenUsed="0" w:uiPriority="68" w:semiHidden="0" w:name="Medium Grid 2"/>
-    <w:lsdException w:unhideWhenUsed="0" w:uiPriority="69" w:semiHidden="0" w:name="Medium Grid 3"/>
-    <w:lsdException w:unhideWhenUsed="0" w:uiPriority="70" w:semiHidden="0" w:name="Dark List"/>
-    <w:lsdException w:unhideWhenUsed="0" w:uiPriority="71" w:semiHidden="0" w:name="Colorful Shading"/>
-    <w:lsdException w:unhideWhenUsed="0" w:uiPriority="72" w:semiHidden="0" w:name="Colorful List"/>
-    <w:lsdException w:unhideWhenUsed="0" w:uiPriority="73" w:semiHidden="0" w:name="Colorful Grid"/>
-    <w:lsdException w:unhideWhenUsed="0" w:uiPriority="60" w:semiHidden="0" w:name="Light Shading Accent 1"/>
-    <w:lsdException w:unhideWhenUsed="0" w:uiPriority="61" w:semiHidden="0" w:name="Light List Accent 1"/>
-    <w:lsdException w:unhideWhenUsed="0" w:uiPriority="62" w:semiHidden="0" w:name="Light Grid Accent 1"/>
-    <w:lsdException w:unhideWhenUsed="0" w:uiPriority="63" w:semiHidden="0" w:name="Medium Shading 1 Accent 1"/>
-    <w:lsdException w:unhideWhenUsed="0" w:uiPriority="64" w:semiHidden="0" w:name="Medium Shading 2 Accent 1"/>
-    <w:lsdException w:unhideWhenUsed="0" w:uiPriority="65" w:semiHidden="0" w:name="Medium List 1 Accent 1"/>
-    <w:lsdException w:qFormat="1" w:unhideWhenUsed="0" w:uiPriority="34" w:semiHidden="0" w:name="List Paragraph"/>
-    <w:lsdException w:unhideWhenUsed="0" w:uiPriority="66" w:semiHidden="0" w:name="Medium List 2 Accent 1"/>
-    <w:lsdException w:unhideWhenUsed="0" w:uiPriority="67" w:semiHidden="0" w:name="Medium Grid 1 Accent 1"/>
-    <w:lsdException w:unhideWhenUsed="0" w:uiPriority="68" w:semiHidden="0" w:name="Medium Grid 2 Accent 1"/>
-    <w:lsdException w:unhideWhenUsed="0" w:uiPriority="69" w:semiHidden="0" w:name="Medium Grid 3 Accent 1"/>
-    <w:lsdException w:unhideWhenUsed="0" w:uiPriority="70" w:semiHidden="0" w:name="Dark List Accent 1"/>
-    <w:lsdException w:unhideWhenUsed="0" w:uiPriority="71" w:semiHidden="0" w:name="Colorful Shading Accent 1"/>
-    <w:lsdException w:unhideWhenUsed="0" w:uiPriority="72" w:semiHidden="0" w:name="Colorful List Accent 1"/>
-    <w:lsdException w:unhideWhenUsed="0" w:uiPriority="73" w:semiHidden="0" w:name="Colorful Grid Accent 1"/>
-    <w:lsdException w:unhideWhenUsed="0" w:uiPriority="60" w:semiHidden="0" w:name="Light Shading Accent 2"/>
-    <w:lsdException w:unhideWhenUsed="0" w:uiPriority="61" w:semiHidden="0" w:name="Light List Accent 2"/>
-    <w:lsdException w:unhideWhenUsed="0" w:uiPriority="62" w:semiHidden="0" w:name="Light Grid Accent 2"/>
-    <w:lsdException w:unhideWhenUsed="0" w:uiPriority="63" w:semiHidden="0" w:name="Medium Shading 1 Accent 2"/>
-    <w:lsdException w:unhideWhenUsed="0" w:uiPriority="64" w:semiHidden="0" w:name="Medium Shading 2 Accent 2"/>
-    <w:lsdException w:unhideWhenUsed="0" w:uiPriority="65" w:semiHidden="0" w:name="Medium List 1 Accent 2"/>
-    <w:lsdException w:unhideWhenUsed="0" w:uiPriority="66" w:semiHidden="0" w:name="Medium List 2 Accent 2"/>
-    <w:lsdException w:unhideWhenUsed="0" w:uiPriority="67" w:semiHidden="0" w:name="Medium Grid 1 Accent 2"/>
-    <w:lsdException w:unhideWhenUsed="0" w:uiPriority="68" w:semiHidden="0" w:name="Medium Grid 2 Accent 2"/>
-    <w:lsdException w:unhideWhenUsed="0" w:uiPriority="69" w:semiHidden="0" w:name="Medium Grid 3 Accent 2"/>
-    <w:lsdException w:unhideWhenUsed="0" w:uiPriority="70" w:semiHidden="0" w:name="Dark List Accent 2"/>
-    <w:lsdException w:unhideWhenUsed="0" w:uiPriority="71" w:semiHidden="0" w:name="Colorful Shading Accent 2"/>
-    <w:lsdException w:unhideWhenUsed="0" w:uiPriority="72" w:semiHidden="0" w:name="Colorful List Accent 2"/>
-    <w:lsdException w:unhideWhenUsed="0" w:uiPriority="73" w:semiHidden="0" w:name="Colorful Grid Accent 2"/>
-    <w:lsdException w:unhideWhenUsed="0" w:uiPriority="60" w:semiHidden="0" w:name="Light Shading Accent 3"/>
-    <w:lsdException w:unhideWhenUsed="0" w:uiPriority="61" w:semiHidden="0" w:name="Light List Accent 3"/>
-    <w:lsdException w:unhideWhenUsed="0" w:uiPriority="62" w:semiHidden="0" w:name="Light Grid Accent 3"/>
-    <w:lsdException w:unhideWhenUsed="0" w:uiPriority="63" w:semiHidden="0" w:name="Medium Shading 1 Accent 3"/>
-    <w:lsdException w:unhideWhenUsed="0" w:uiPriority="64" w:semiHidden="0" w:name="Medium Shading 2 Accent 3"/>
-    <w:lsdException w:unhideWhenUsed="0" w:uiPriority="65" w:semiHidden="0" w:name="Medium List 1 Accent 3"/>
-    <w:lsdException w:unhideWhenUsed="0" w:uiPriority="66" w:semiHidden="0" w:name="Medium List 2 Accent 3"/>
-    <w:lsdException w:unhideWhenUsed="0" w:uiPriority="67" w:semiHidden="0" w:name="Medium Grid 1 Accent 3"/>
-    <w:lsdException w:unhideWhenUsed="0" w:uiPriority="68" w:semiHidden="0" w:name="Medium Grid 2 Accent 3"/>
-    <w:lsdException w:unhideWhenUsed="0" w:uiPriority="69" w:semiHidden="0" w:name="Medium Grid 3 Accent 3"/>
-    <w:lsdException w:unhideWhenUsed="0" w:uiPriority="70" w:semiHidden="0" w:name="Dark List Accent 3"/>
-    <w:lsdException w:unhideWhenUsed="0" w:uiPriority="71" w:semiHidden="0" w:name="Colorful Shading Accent 3"/>
-    <w:lsdException w:unhideWhenUsed="0" w:uiPriority="72" w:semiHidden="0" w:name="Colorful List Accent 3"/>
-    <w:lsdException w:unhideWhenUsed="0" w:uiPriority="73" w:semiHidden="0" w:name="Colorful Grid Accent 3"/>
-    <w:lsdException w:unhideWhenUsed="0" w:uiPriority="60" w:semiHidden="0" w:name="Light Shading Accent 4"/>
-    <w:lsdException w:unhideWhenUsed="0" w:uiPriority="61" w:semiHidden="0" w:name="Light List Accent 4"/>
-    <w:lsdException w:unhideWhenUsed="0" w:uiPriority="62" w:semiHidden="0" w:name="Light Grid Accent 4"/>
-    <w:lsdException w:unhideWhenUsed="0" w:uiPriority="63" w:semiHidden="0" w:name="Medium Shading 1 Accent 4"/>
-    <w:lsdException w:unhideWhenUsed="0" w:uiPriority="64" w:semiHidden="0" w:name="Medium Shading 2 Accent 4"/>
-    <w:lsdException w:unhideWhenUsed="0" w:uiPriority="65" w:semiHidden="0" w:name="Medium List 1 Accent 4"/>
-    <w:lsdException w:unhideWhenUsed="0" w:uiPriority="66" w:semiHidden="0" w:name="Medium List 2 Accent 4"/>
-    <w:lsdException w:unhideWhenUsed="0" w:uiPriority="67" w:semiHidden="0" w:name="Medium Grid 1 Accent 4"/>
-    <w:lsdException w:unhideWhenUsed="0" w:uiPriority="68" w:semiHidden="0" w:name="Medium Grid 2 Accent 4"/>
-    <w:lsdException w:unhideWhenUsed="0" w:uiPriority="69" w:semiHidden="0" w:name="Medium Grid 3 Accent 4"/>
-    <w:lsdException w:unhideWhenUsed="0" w:uiPriority="70" w:semiHidden="0" w:name="Dark List Accent 4"/>
-    <w:lsdException w:unhideWhenUsed="0" w:uiPriority="71" w:semiHidden="0" w:name="Colorful Shading Accent 4"/>
-    <w:lsdException w:unhideWhenUsed="0" w:uiPriority="72" w:semiHidden="0" w:name="Colorful List Accent 4"/>
-    <w:lsdException w:unhideWhenUsed="0" w:uiPriority="73" w:semiHidden="0" w:name="Colorful Grid Accent 4"/>
-    <w:lsdException w:unhideWhenUsed="0" w:uiPriority="60" w:semiHidden="0" w:name="Light Shading Accent 5"/>
-    <w:lsdException w:unhideWhenUsed="0" w:uiPriority="61" w:semiHidden="0" w:name="Light List Accent 5"/>
-    <w:lsdException w:unhideWhenUsed="0" w:uiPriority="62" w:semiHidden="0" w:name="Light Grid Accent 5"/>
-    <w:lsdException w:unhideWhenUsed="0" w:uiPriority="63" w:semiHidden="0" w:name="Medium Shading 1 Accent 5"/>
-    <w:lsdException w:unhideWhenUsed="0" w:uiPriority="64" w:semiHidden="0" w:name="Medium Shading 2 Accent 5"/>
-    <w:lsdException w:unhideWhenUsed="0" w:uiPriority="65" w:semiHidden="0" w:name="Medium List 1 Accent 5"/>
-    <w:lsdException w:unhideWhenUsed="0" w:uiPriority="66" w:semiHidden="0" w:name="Medium List 2 Accent 5"/>
-    <w:lsdException w:unhideWhenUsed="0" w:uiPriority="67" w:semiHidden="0" w:name="Medium Grid 1 Accent 5"/>
-    <w:lsdException w:unhideWhenUsed="0" w:uiPriority="68" w:semiHidden="0" w:name="Medium Grid 2 Accent 5"/>
-    <w:lsdException w:unhideWhenUsed="0" w:uiPriority="69" w:semiHidden="0" w:name="Medium Grid 3 Accent 5"/>
-    <w:lsdException w:unhideWhenUsed="0" w:uiPriority="70" w:semiHidden="0" w:name="Dark List Accent 5"/>
-    <w:lsdException w:unhideWhenUsed="0" w:uiPriority="71" w:semiHidden="0" w:name="Colorful Shading Accent 5"/>
-    <w:lsdException w:unhideWhenUsed="0" w:uiPriority="72" w:semiHidden="0" w:name="Colorful List Accent 5"/>
-    <w:lsdException w:unhideWhenUsed="0" w:uiPriority="73" w:semiHidden="0" w:name="Colorful Grid Accent 5"/>
-    <w:lsdException w:unhideWhenUsed="0" w:uiPriority="60" w:semiHidden="0" w:name="Light Shading Accent 6"/>
-    <w:lsdException w:unhideWhenUsed="0" w:uiPriority="61" w:semiHidden="0" w:name="Light List Accent 6"/>
-    <w:lsdException w:unhideWhenUsed="0" w:uiPriority="62" w:semiHidden="0" w:name="Light Grid Accent 6"/>
-    <w:lsdException w:unhideWhenUsed="0" w:uiPriority="63" w:semiHidden="0" w:name="Medium Shading 1 Accent 6"/>
-    <w:lsdException w:unhideWhenUsed="0" w:uiPriority="64" w:semiHidden="0" w:name="Medium Shading 2 Accent 6"/>
-    <w:lsdException w:unhideWhenUsed="0" w:uiPriority="65" w:semiHidden="0" w:name="Medium List 1 Accent 6"/>
-    <w:lsdException w:unhideWhenUsed="0" w:uiPriority="66" w:semiHidden="0" w:name="Medium List 2 Accent 6"/>
-    <w:lsdException w:unhideWhenUsed="0" w:uiPriority="67" w:semiHidden="0" w:name="Medium Grid 1 Accent 6"/>
-    <w:lsdException w:unhideWhenUsed="0" w:uiPriority="68" w:semiHidden="0" w:name="Medium Grid 2 Accent 6"/>
-    <w:lsdException w:unhideWhenUsed="0" w:uiPriority="69" w:semiHidden="0" w:name="Medium Grid 3 Accent 6"/>
-    <w:lsdException w:unhideWhenUsed="0" w:uiPriority="70" w:semiHidden="0" w:name="Dark List Accent 6"/>
-    <w:lsdException w:unhideWhenUsed="0" w:uiPriority="71" w:semiHidden="0" w:name="Colorful Shading Accent 6"/>
-    <w:lsdException w:unhideWhenUsed="0" w:uiPriority="72" w:semiHidden="0" w:name="Colorful List Accent 6"/>
-    <w:lsdException w:unhideWhenUsed="0" w:uiPriority="73" w:semiHidden="0" w:name="Colorful Grid Accent 6"/>
+  <w:latentStyles w:defLockedState="0" w:defUIPriority="99" w:defSemiHidden="0" w:defUnhideWhenUsed="0" w:defQFormat="0" w:count="376">
+    <w:lsdException w:name="Normal" w:uiPriority="0" w:qFormat="1"/>
+    <w:lsdException w:name="heading 1" w:uiPriority="9" w:qFormat="1"/>
+    <w:lsdException w:name="heading 2" w:semiHidden="1" w:uiPriority="9" w:unhideWhenUsed="1" w:qFormat="1"/>
+    <w:lsdException w:name="heading 3" w:semiHidden="1" w:uiPriority="9" w:unhideWhenUsed="1" w:qFormat="1"/>
+    <w:lsdException w:name="heading 4" w:semiHidden="1" w:uiPriority="9" w:unhideWhenUsed="1" w:qFormat="1"/>
+    <w:lsdException w:name="heading 5" w:semiHidden="1" w:uiPriority="9" w:unhideWhenUsed="1" w:qFormat="1"/>
+    <w:lsdException w:name="heading 6" w:semiHidden="1" w:uiPriority="9" w:unhideWhenUsed="1" w:qFormat="1"/>
+    <w:lsdException w:name="heading 7" w:semiHidden="1" w:uiPriority="9" w:unhideWhenUsed="1" w:qFormat="1"/>
+    <w:lsdException w:name="heading 8" w:semiHidden="1" w:uiPriority="9" w:unhideWhenUsed="1" w:qFormat="1"/>
+    <w:lsdException w:name="heading 9" w:semiHidden="1" w:uiPriority="9" w:unhideWhenUsed="1" w:qFormat="1"/>
+    <w:lsdException w:name="index 1" w:semiHidden="1" w:unhideWhenUsed="1"/>
+    <w:lsdException w:name="index 2" w:semiHidden="1" w:unhideWhenUsed="1"/>
+    <w:lsdException w:name="index 3" w:semiHidden="1" w:unhideWhenUsed="1"/>
+    <w:lsdException w:name="index 4" w:semiHidden="1" w:unhideWhenUsed="1"/>
+    <w:lsdException w:name="index 5" w:semiHidden="1" w:unhideWhenUsed="1"/>
+    <w:lsdException w:name="index 6" w:semiHidden="1" w:unhideWhenUsed="1"/>
+    <w:lsdException w:name="index 7" w:semiHidden="1" w:unhideWhenUsed="1"/>
+    <w:lsdException w:name="index 8" w:semiHidden="1" w:unhideWhenUsed="1"/>
+    <w:lsdException w:name="index 9" w:semiHidden="1" w:unhideWhenUsed="1"/>
+    <w:lsdException w:name="toc 1" w:semiHidden="1" w:uiPriority="39" w:unhideWhenUsed="1"/>
+    <w:lsdException w:name="toc 2" w:semiHidden="1" w:uiPriority="39" w:unhideWhenUsed="1"/>
+    <w:lsdException w:name="toc 3" w:semiHidden="1" w:uiPriority="39" w:unhideWhenUsed="1"/>
+    <w:lsdException w:name="toc 4" w:semiHidden="1" w:uiPriority="39" w:unhideWhenUsed="1"/>
+    <w:lsdException w:name="toc 5" w:semiHidden="1" w:uiPriority="39" w:unhideWhenUsed="1"/>
+    <w:lsdException w:name="toc 6" w:semiHidden="1" w:uiPriority="39" w:unhideWhenUsed="1"/>
+    <w:lsdException w:name="toc 7" w:semiHidden="1" w:uiPriority="39" w:unhideWhenUsed="1"/>
+    <w:lsdException w:name="toc 8" w:semiHidden="1" w:uiPriority="39" w:unhideWhenUsed="1"/>
+    <w:lsdException w:name="toc 9" w:semiHidden="1" w:uiPriority="39" w:unhideWhenUsed="1"/>
+    <w:lsdException w:name="Normal Indent" w:semiHidden="1" w:unhideWhenUsed="1"/>
+    <w:lsdException w:name="footnote text" w:semiHidden="1" w:unhideWhenUsed="1"/>
+    <w:lsdException w:name="annotation text" w:semiHidden="1" w:unhideWhenUsed="1"/>
+    <w:lsdException w:name="header" w:unhideWhenUsed="1"/>
+    <w:lsdException w:name="footer" w:unhideWhenUsed="1"/>
+    <w:lsdException w:name="index heading" w:semiHidden="1" w:unhideWhenUsed="1"/>
+    <w:lsdException w:name="caption" w:semiHidden="1" w:uiPriority="35" w:unhideWhenUsed="1" w:qFormat="1"/>
+    <w:lsdException w:name="table of figures" w:semiHidden="1" w:unhideWhenUsed="1"/>
+    <w:lsdException w:name="envelope address" w:semiHidden="1" w:unhideWhenUsed="1"/>
+    <w:lsdException w:name="envelope return" w:semiHidden="1" w:unhideWhenUsed="1"/>
+    <w:lsdException w:name="footnote reference" w:semiHidden="1" w:unhideWhenUsed="1"/>
+    <w:lsdException w:name="annotation reference" w:semiHidden="1" w:unhideWhenUsed="1"/>
+    <w:lsdException w:name="line number" w:semiHidden="1" w:unhideWhenUsed="1"/>
+    <w:lsdException w:name="page number" w:semiHidden="1" w:unhideWhenUsed="1"/>
+    <w:lsdException w:name="endnote reference" w:semiHidden="1" w:unhideWhenUsed="1"/>
+    <w:lsdException w:name="endnote text" w:semiHidden="1" w:unhideWhenUsed="1"/>
+    <w:lsdException w:name="table of authorities" w:semiHidden="1" w:unhideWhenUsed="1"/>
+    <w:lsdException w:name="macro" w:semiHidden="1" w:unhideWhenUsed="1"/>
+    <w:lsdException w:name="toa heading" w:semiHidden="1" w:unhideWhenUsed="1"/>
+    <w:lsdException w:name="List" w:semiHidden="1" w:unhideWhenUsed="1"/>
+    <w:lsdException w:name="List Bullet" w:semiHidden="1" w:unhideWhenUsed="1"/>
+    <w:lsdException w:name="List Number" w:semiHidden="1" w:unhideWhenUsed="1"/>
+    <w:lsdException w:name="List 2" w:semiHidden="1" w:unhideWhenUsed="1"/>
+    <w:lsdException w:name="List 3" w:semiHidden="1" w:unhideWhenUsed="1"/>
+    <w:lsdException w:name="List 4" w:semiHidden="1" w:unhideWhenUsed="1"/>
+    <w:lsdException w:name="List 5" w:semiHidden="1" w:unhideWhenUsed="1"/>
+    <w:lsdException w:name="List Bullet 2" w:semiHidden="1" w:unhideWhenUsed="1"/>
+    <w:lsdException w:name="List Bullet 3" w:semiHidden="1" w:unhideWhenUsed="1"/>
+    <w:lsdException w:name="List Bullet 4" w:semiHidden="1" w:unhideWhenUsed="1"/>
+    <w:lsdException w:name="List Bullet 5" w:semiHidden="1" w:unhideWhenUsed="1"/>
+    <w:lsdException w:name="List Number 2" w:semiHidden="1" w:unhideWhenUsed="1"/>
+    <w:lsdException w:name="List Number 3" w:semiHidden="1" w:unhideWhenUsed="1"/>
+    <w:lsdException w:name="List Number 4" w:semiHidden="1" w:unhideWhenUsed="1"/>
+    <w:lsdException w:name="List Number 5" w:semiHidden="1" w:unhideWhenUsed="1"/>
+    <w:lsdException w:name="Title" w:uiPriority="10" w:qFormat="1"/>
+    <w:lsdException w:name="Closing" w:semiHidden="1" w:unhideWhenUsed="1"/>
+    <w:lsdException w:name="Signature" w:semiHidden="1" w:unhideWhenUsed="1"/>
+    <w:lsdException w:name="Default Paragraph Font" w:semiHidden="1" w:uiPriority="1" w:unhideWhenUsed="1"/>
+    <w:lsdException w:name="Body Text" w:semiHidden="1" w:unhideWhenUsed="1"/>
+    <w:lsdException w:name="Body Text Indent" w:semiHidden="1" w:unhideWhenUsed="1"/>
+    <w:lsdException w:name="List Continue" w:semiHidden="1" w:unhideWhenUsed="1"/>
+    <w:lsdException w:name="List Continue 2" w:semiHidden="1" w:unhideWhenUsed="1"/>
+    <w:lsdException w:name="List Continue 3" w:semiHidden="1" w:unhideWhenUsed="1"/>
+    <w:lsdException w:name="List Continue 4" w:semiHidden="1" w:unhideWhenUsed="1"/>
+    <w:lsdException w:name="List Continue 5" w:semiHidden="1" w:unhideWhenUsed="1"/>
+    <w:lsdException w:name="Message Header" w:semiHidden="1" w:unhideWhenUsed="1"/>
+    <w:lsdException w:name="Subtitle" w:uiPriority="11" w:qFormat="1"/>
+    <w:lsdException w:name="Salutation" w:semiHidden="1" w:unhideWhenUsed="1"/>
+    <w:lsdException w:name="Date" w:semiHidden="1" w:unhideWhenUsed="1"/>
+    <w:lsdException w:name="Body Text First Indent" w:semiHidden="1" w:unhideWhenUsed="1"/>
+    <w:lsdException w:name="Body Text First Indent 2" w:semiHidden="1" w:unhideWhenUsed="1"/>
+    <w:lsdException w:name="Note Heading" w:semiHidden="1" w:unhideWhenUsed="1"/>
+    <w:lsdException w:name="Body Text 2" w:semiHidden="1" w:unhideWhenUsed="1"/>
+    <w:lsdException w:name="Body Text 3" w:semiHidden="1" w:unhideWhenUsed="1"/>
+    <w:lsdException w:name="Body Text Indent 2" w:semiHidden="1" w:unhideWhenUsed="1"/>
+    <w:lsdException w:name="Body Text Indent 3" w:semiHidden="1" w:unhideWhenUsed="1"/>
+    <w:lsdException w:name="Block Text" w:semiHidden="1" w:unhideWhenUsed="1"/>
+    <w:lsdException w:name="Hyperlink" w:uiPriority="0" w:unhideWhenUsed="1"/>
+    <w:lsdException w:name="FollowedHyperlink" w:semiHidden="1" w:unhideWhenUsed="1"/>
+    <w:lsdException w:name="Strong" w:uiPriority="22" w:qFormat="1"/>
+    <w:lsdException w:name="Emphasis" w:uiPriority="20" w:qFormat="1"/>
+    <w:lsdException w:name="Document Map" w:semiHidden="1" w:unhideWhenUsed="1"/>
+    <w:lsdException w:name="Plain Text" w:semiHidden="1" w:unhideWhenUsed="1"/>
+    <w:lsdException w:name="E-mail Signature" w:semiHidden="1" w:unhideWhenUsed="1"/>
+    <w:lsdException w:name="HTML Top of Form" w:semiHidden="1" w:unhideWhenUsed="1"/>
+    <w:lsdException w:name="HTML Bottom of Form" w:semiHidden="1" w:unhideWhenUsed="1"/>
+    <w:lsdException w:name="Normal (Web)" w:semiHidden="1" w:unhideWhenUsed="1"/>
+    <w:lsdException w:name="HTML Acronym" w:semiHidden="1" w:unhideWhenUsed="1"/>
+    <w:lsdException w:name="HTML Address" w:semiHidden="1" w:unhideWhenUsed="1"/>
+    <w:lsdException w:name="HTML Cite" w:semiHidden="1" w:unhideWhenUsed="1"/>
+    <w:lsdException w:name="HTML Code" w:semiHidden="1" w:unhideWhenUsed="1"/>
+    <w:lsdException w:name="HTML Definition" w:semiHidden="1" w:unhideWhenUsed="1"/>
+    <w:lsdException w:name="HTML Keyboard" w:semiHidden="1" w:unhideWhenUsed="1"/>
+    <w:lsdException w:name="HTML Preformatted" w:semiHidden="1" w:unhideWhenUsed="1"/>
+    <w:lsdException w:name="HTML Sample" w:semiHidden="1" w:unhideWhenUsed="1"/>
+    <w:lsdException w:name="HTML Typewriter" w:semiHidden="1" w:unhideWhenUsed="1"/>
+    <w:lsdException w:name="HTML Variable" w:semiHidden="1" w:unhideWhenUsed="1"/>
+    <w:lsdException w:name="Normal Table" w:semiHidden="1" w:unhideWhenUsed="1"/>
+    <w:lsdException w:name="annotation subject" w:semiHidden="1" w:unhideWhenUsed="1"/>
+    <w:lsdException w:name="No List" w:semiHidden="1" w:unhideWhenUsed="1"/>
+    <w:lsdException w:name="Outline List 1" w:semiHidden="1" w:unhideWhenUsed="1"/>
+    <w:lsdException w:name="Outline List 2" w:semiHidden="1" w:unhideWhenUsed="1"/>
+    <w:lsdException w:name="Outline List 3" w:semiHidden="1" w:unhideWhenUsed="1"/>
+    <w:lsdException w:name="Table Simple 1" w:semiHidden="1" w:unhideWhenUsed="1"/>
+    <w:lsdException w:name="Table Simple 2" w:semiHidden="1" w:unhideWhenUsed="1"/>
+    <w:lsdException w:name="Table Simple 3" w:semiHidden="1" w:unhideWhenUsed="1"/>
+    <w:lsdException w:name="Table Classic 1" w:semiHidden="1" w:unhideWhenUsed="1"/>
+    <w:lsdException w:name="Table Classic 2" w:semiHidden="1" w:unhideWhenUsed="1"/>
+    <w:lsdException w:name="Table Classic 3" w:semiHidden="1" w:unhideWhenUsed="1"/>
+    <w:lsdException w:name="Table Classic 4" w:semiHidden="1" w:unhideWhenUsed="1"/>
+    <w:lsdException w:name="Table Colorful 1" w:semiHidden="1" w:unhideWhenUsed="1"/>
+    <w:lsdException w:name="Table Colorful 2" w:semiHidden="1" w:unhideWhenUsed="1"/>
+    <w:lsdException w:name="Table Colorful 3" w:semiHidden="1" w:unhideWhenUsed="1"/>
+    <w:lsdException w:name="Table Columns 1" w:semiHidden="1" w:unhideWhenUsed="1"/>
+    <w:lsdException w:name="Table Columns 2" w:semiHidden="1" w:unhideWhenUsed="1"/>
+    <w:lsdException w:name="Table Columns 3" w:semiHidden="1" w:unhideWhenUsed="1"/>
+    <w:lsdException w:name="Table Columns 4" w:semiHidden="1" w:unhideWhenUsed="1"/>
+    <w:lsdException w:name="Table Columns 5" w:semiHidden="1" w:unhideWhenUsed="1"/>
+    <w:lsdException w:name="Table Grid 1" w:semiHidden="1" w:unhideWhenUsed="1"/>
+    <w:lsdException w:name="Table Grid 2" w:semiHidden="1" w:unhideWhenUsed="1"/>
+    <w:lsdException w:name="Table Grid 3" w:semiHidden="1" w:unhideWhenUsed="1"/>
+    <w:lsdException w:name="Table Grid 4" w:semiHidden="1" w:unhideWhenUsed="1"/>
+    <w:lsdException w:name="Table Grid 5" w:semiHidden="1" w:unhideWhenUsed="1"/>
+    <w:lsdException w:name="Table Grid 6" w:semiHidden="1" w:unhideWhenUsed="1"/>
+    <w:lsdException w:name="Table Grid 7" w:semiHidden="1" w:unhideWhenUsed="1"/>
+    <w:lsdException w:name="Table Grid 8" w:semiHidden="1" w:unhideWhenUsed="1"/>
+    <w:lsdException w:name="Table List 1" w:semiHidden="1" w:unhideWhenUsed="1"/>
+    <w:lsdException w:name="Table List 2" w:semiHidden="1" w:unhideWhenUsed="1"/>
+    <w:lsdException w:name="Table List 3" w:semiHidden="1" w:unhideWhenUsed="1"/>
+    <w:lsdException w:name="Table List 4" w:semiHidden="1" w:unhideWhenUsed="1"/>
+    <w:lsdException w:name="Table List 5" w:semiHidden="1" w:unhideWhenUsed="1"/>
+    <w:lsdException w:name="Table List 6" w:semiHidden="1" w:unhideWhenUsed="1"/>
+    <w:lsdException w:name="Table List 7" w:semiHidden="1" w:unhideWhenUsed="1"/>
+    <w:lsdException w:name="Table List 8" w:semiHidden="1" w:unhideWhenUsed="1"/>
+    <w:lsdException w:name="Table 3D effects 1" w:semiHidden="1" w:unhideWhenUsed="1"/>
+    <w:lsdException w:name="Table 3D effects 2" w:semiHidden="1" w:unhideWhenUsed="1"/>
+    <w:lsdException w:name="Table 3D effects 3" w:semiHidden="1" w:unhideWhenUsed="1"/>
+    <w:lsdException w:name="Table Contemporary" w:semiHidden="1" w:unhideWhenUsed="1"/>
+    <w:lsdException w:name="Table Elegant" w:semiHidden="1" w:unhideWhenUsed="1"/>
+    <w:lsdException w:name="Table Professional" w:semiHidden="1" w:unhideWhenUsed="1"/>
+    <w:lsdException w:name="Table Subtle 1" w:semiHidden="1" w:unhideWhenUsed="1"/>
+    <w:lsdException w:name="Table Subtle 2" w:semiHidden="1" w:unhideWhenUsed="1"/>
+    <w:lsdException w:name="Table Web 1" w:semiHidden="1" w:unhideWhenUsed="1"/>
+    <w:lsdException w:name="Table Web 2" w:semiHidden="1" w:unhideWhenUsed="1"/>
+    <w:lsdException w:name="Table Web 3" w:semiHidden="1" w:unhideWhenUsed="1"/>
+    <w:lsdException w:name="Balloon Text" w:semiHidden="1" w:unhideWhenUsed="1"/>
+    <w:lsdException w:name="Table Grid" w:uiPriority="39"/>
+    <w:lsdException w:name="Table Theme" w:semiHidden="1" w:unhideWhenUsed="1"/>
+    <w:lsdException w:name="Placeholder Text" w:semiHidden="1" w:unhideWhenUsed="1"/>
+    <w:lsdException w:name="No Spacing" w:semiHidden="1" w:unhideWhenUsed="1"/>
+    <w:lsdException w:name="Light Shading" w:uiPriority="60"/>
+    <w:lsdException w:name="Light List" w:uiPriority="61"/>
+    <w:lsdException w:name="Light Grid" w:uiPriority="62"/>
+    <w:lsdException w:name="Medium Shading 1" w:uiPriority="63"/>
+    <w:lsdException w:name="Medium Shading 2" w:uiPriority="64"/>
+    <w:lsdException w:name="Medium List 1" w:uiPriority="65"/>
+    <w:lsdException w:name="Medium List 2" w:uiPriority="66"/>
+    <w:lsdException w:name="Medium Grid 1" w:uiPriority="67"/>
+    <w:lsdException w:name="Medium Grid 2" w:uiPriority="68"/>
+    <w:lsdException w:name="Medium Grid 3" w:uiPriority="69"/>
+    <w:lsdException w:name="Dark List" w:uiPriority="70"/>
+    <w:lsdException w:name="Colorful Shading" w:uiPriority="71"/>
+    <w:lsdException w:name="Colorful List" w:uiPriority="72"/>
+    <w:lsdException w:name="Colorful Grid" w:uiPriority="73"/>
+    <w:lsdException w:name="Light Shading Accent 1" w:uiPriority="60"/>
+    <w:lsdException w:name="Light List Accent 1" w:uiPriority="61"/>
+    <w:lsdException w:name="Light Grid Accent 1" w:uiPriority="62"/>
+    <w:lsdException w:name="Medium Shading 1 Accent 1" w:uiPriority="63"/>
+    <w:lsdException w:name="Medium Shading 2 Accent 1" w:uiPriority="64"/>
+    <w:lsdException w:name="Medium List 1 Accent 1" w:uiPriority="65"/>
+    <w:lsdException w:name="Revision" w:semiHidden="1" w:unhideWhenUsed="1"/>
+    <w:lsdException w:name="List Paragraph" w:uiPriority="34" w:qFormat="1"/>
+    <w:lsdException w:name="Quote" w:semiHidden="1" w:unhideWhenUsed="1"/>
+    <w:lsdException w:name="Intense Quote" w:semiHidden="1" w:unhideWhenUsed="1"/>
+    <w:lsdException w:name="Medium List 2 Accent 1" w:uiPriority="66"/>
+    <w:lsdException w:name="Medium Grid 1 Accent 1" w:uiPriority="67"/>
+    <w:lsdException w:name="Medium Grid 2 Accent 1" w:uiPriority="68"/>
+    <w:lsdException w:name="Medium Grid 3 Accent 1" w:uiPriority="69"/>
+    <w:lsdException w:name="Dark List Accent 1" w:uiPriority="70"/>
+    <w:lsdException w:name="Colorful Shading Accent 1" w:uiPriority="71"/>
+    <w:lsdException w:name="Colorful List Accent 1" w:uiPriority="72"/>
+    <w:lsdException w:name="Colorful Grid Accent 1" w:uiPriority="73"/>
+    <w:lsdException w:name="Light Shading Accent 2" w:uiPriority="60"/>
+    <w:lsdException w:name="Light List Accent 2" w:uiPriority="61"/>
+    <w:lsdException w:name="Light Grid Accent 2" w:uiPriority="62"/>
+    <w:lsdException w:name="Medium Shading 1 Accent 2" w:uiPriority="63"/>
+    <w:lsdException w:name="Medium Shading 2 Accent 2" w:uiPriority="64"/>
+    <w:lsdException w:name="Medium List 1 Accent 2" w:uiPriority="65"/>
+    <w:lsdException w:name="Medium List 2 Accent 2" w:uiPriority="66"/>
+    <w:lsdException w:name="Medium Grid 1 Accent 2" w:uiPriority="67"/>
+    <w:lsdException w:name="Medium Grid 2 Accent 2" w:uiPriority="68"/>
+    <w:lsdException w:name="Medium Grid 3 Accent 2" w:uiPriority="69"/>
+    <w:lsdException w:name="Dark List Accent 2" w:uiPriority="70"/>
+    <w:lsdException w:name="Colorful Shading Accent 2" w:uiPriority="71"/>
+    <w:lsdException w:name="Colorful List Accent 2" w:uiPriority="72"/>
+    <w:lsdException w:name="Colorful Grid Accent 2" w:uiPriority="73"/>
+    <w:lsdException w:name="Light Shading Accent 3" w:uiPriority="60"/>
+    <w:lsdException w:name="Light List Accent 3" w:uiPriority="61"/>
+    <w:lsdException w:name="Light Grid Accent 3" w:uiPriority="62"/>
+    <w:lsdException w:name="Medium Shading 1 Accent 3" w:uiPriority="63"/>
+    <w:lsdException w:name="Medium Shading 2 Accent 3" w:uiPriority="64"/>
+    <w:lsdException w:name="Medium List 1 Accent 3" w:uiPriority="65"/>
+    <w:lsdException w:name="Medium List 2 Accent 3" w:uiPriority="66"/>
+    <w:lsdException w:name="Medium Grid 1 Accent 3" w:uiPriority="67"/>
+    <w:lsdException w:name="Medium Grid 2 Accent 3" w:uiPriority="68"/>
+    <w:lsdException w:name="Medium Grid 3 Accent 3" w:uiPriority="69"/>
+    <w:lsdException w:name="Dark List Accent 3" w:uiPriority="70"/>
+    <w:lsdException w:name="Colorful Shading Accent 3" w:uiPriority="71"/>
+    <w:lsdException w:name="Colorful List Accent 3" w:uiPriority="72"/>
+    <w:lsdException w:name="Colorful Grid Accent 3" w:uiPriority="73"/>
+    <w:lsdException w:name="Light Shading Accent 4" w:uiPriority="60"/>
+    <w:lsdException w:name="Light List Accent 4" w:uiPriority="61"/>
+    <w:lsdException w:name="Light Grid Accent 4" w:uiPriority="62"/>
+    <w:lsdException w:name="Medium Shading 1 Accent 4" w:uiPriority="63"/>
+    <w:lsdException w:name="Medium Shading 2 Accent 4" w:uiPriority="64"/>
+    <w:lsdException w:name="Medium List 1 Accent 4" w:uiPriority="65"/>
+    <w:lsdException w:name="Medium List 2 Accent 4" w:uiPriority="66"/>
+    <w:lsdException w:name="Medium Grid 1 Accent 4" w:uiPriority="67"/>
+    <w:lsdException w:name="Medium Grid 2 Accent 4" w:uiPriority="68"/>
+    <w:lsdException w:name="Medium Grid 3 Accent 4" w:uiPriority="69"/>
+    <w:lsdException w:name="Dark List Accent 4" w:uiPriority="70"/>
+    <w:lsdException w:name="Colorful Shading Accent 4" w:uiPriority="71"/>
+    <w:lsdException w:name="Colorful List Accent 4" w:uiPriority="72"/>
+    <w:lsdException w:name="Colorful Grid Accent 4" w:uiPriority="73"/>
+    <w:lsdException w:name="Light Shading Accent 5" w:uiPriority="60"/>
+    <w:lsdException w:name="Light List Accent 5" w:uiPriority="61"/>
+    <w:lsdException w:name="Light Grid Accent 5" w:uiPriority="62"/>
+    <w:lsdException w:name="Medium Shading 1 Accent 5" w:uiPriority="63"/>
+    <w:lsdException w:name="Medium Shading 2 Accent 5" w:uiPriority="64"/>
+    <w:lsdException w:name="Medium List 1 Accent 5" w:uiPriority="65"/>
+    <w:lsdException w:name="Medium List 2 Accent 5" w:uiPriority="66"/>
+    <w:lsdException w:name="Medium Grid 1 Accent 5" w:uiPriority="67"/>
+    <w:lsdException w:name="Medium Grid 2 Accent 5" w:uiPriority="68"/>
+    <w:lsdException w:name="Medium Grid 3 Accent 5" w:uiPriority="69"/>
+    <w:lsdException w:name="Dark List Accent 5" w:uiPriority="70"/>
+    <w:lsdException w:name="Colorful Shading Accent 5" w:uiPriority="71"/>
+    <w:lsdException w:name="Colorful List Accent 5" w:uiPriority="72"/>
+    <w:lsdException w:name="Colorful Grid Accent 5" w:uiPriority="73"/>
+    <w:lsdException w:name="Light Shading Accent 6" w:uiPriority="60"/>
+    <w:lsdException w:name="Light List Accent 6" w:uiPriority="61"/>
+    <w:lsdException w:name="Light Grid Accent 6" w:uiPriority="62"/>
+    <w:lsdException w:name="Medium Shading 1 Accent 6" w:uiPriority="63"/>
+    <w:lsdException w:name="Medium Shading 2 Accent 6" w:uiPriority="64"/>
+    <w:lsdException w:name="Medium List 1 Accent 6" w:uiPriority="65"/>
+    <w:lsdException w:name="Medium List 2 Accent 6" w:uiPriority="66"/>
+    <w:lsdException w:name="Medium Grid 1 Accent 6" w:uiPriority="67"/>
+    <w:lsdException w:name="Medium Grid 2 Accent 6" w:uiPriority="68"/>
+    <w:lsdException w:name="Medium Grid 3 Accent 6" w:uiPriority="69"/>
+    <w:lsdException w:name="Dark List Accent 6" w:uiPriority="70"/>
+    <w:lsdException w:name="Colorful Shading Accent 6" w:uiPriority="71"/>
+    <w:lsdException w:name="Colorful List Accent 6" w:uiPriority="72"/>
+    <w:lsdException w:name="Colorful Grid Accent 6" w:uiPriority="73"/>
+    <w:lsdException w:name="Subtle Emphasis" w:uiPriority="19" w:qFormat="1"/>
+    <w:lsdException w:name="Intense Emphasis" w:uiPriority="21" w:qFormat="1"/>
+    <w:lsdException w:name="Subtle Reference" w:uiPriority="31" w:qFormat="1"/>
+    <w:lsdException w:name="Intense Reference" w:uiPriority="32" w:qFormat="1"/>
+    <w:lsdException w:name="Book Title" w:uiPriority="33" w:qFormat="1"/>
+    <w:lsdException w:name="Bibliography" w:semiHidden="1" w:uiPriority="37" w:unhideWhenUsed="1"/>
+    <w:lsdException w:name="TOC Heading" w:semiHidden="1" w:uiPriority="39" w:unhideWhenUsed="1" w:qFormat="1"/>
+    <w:lsdException w:name="Plain Table 1" w:uiPriority="41"/>
+    <w:lsdException w:name="Plain Table 2" w:uiPriority="42"/>
+    <w:lsdException w:name="Plain Table 3" w:uiPriority="43"/>
+    <w:lsdException w:name="Plain Table 4" w:uiPriority="44"/>
+    <w:lsdException w:name="Plain Table 5" w:uiPriority="45"/>
+    <w:lsdException w:name="Grid Table Light" w:uiPriority="40"/>
+    <w:lsdException w:name="Grid Table 1 Light" w:uiPriority="46"/>
+    <w:lsdException w:name="Grid Table 2" w:uiPriority="47"/>
+    <w:lsdException w:name="Grid Table 3" w:uiPriority="48"/>
+    <w:lsdException w:name="Grid Table 4" w:uiPriority="49"/>
+    <w:lsdException w:name="Grid Table 5 Dark" w:uiPriority="50"/>
+    <w:lsdException w:name="Grid Table 6 Colorful" w:uiPriority="51"/>
+    <w:lsdException w:name="Grid Table 7 Colorful" w:uiPriority="52"/>
+    <w:lsdException w:name="Grid Table 1 Light Accent 1" w:uiPriority="46"/>
+    <w:lsdException w:name="Grid Table 2 Accent 1" w:uiPriority="47"/>
+    <w:lsdException w:name="Grid Table 3 Accent 1" w:uiPriority="48"/>
+    <w:lsdException w:name="Grid Table 4 Accent 1" w:uiPriority="49"/>
+    <w:lsdException w:name="Grid Table 5 Dark Accent 1" w:uiPriority="50"/>
+    <w:lsdException w:name="Grid Table 6 Colorful Accent 1" w:uiPriority="51"/>
+    <w:lsdException w:name="Grid Table 7 Colorful Accent 1" w:uiPriority="52"/>
+    <w:lsdException w:name="Grid Table 1 Light Accent 2" w:uiPriority="46"/>
+    <w:lsdException w:name="Grid Table 2 Accent 2" w:uiPriority="47"/>
+    <w:lsdException w:name="Grid Table 3 Accent 2" w:uiPriority="48"/>
+    <w:lsdException w:name="Grid Table 4 Accent 2" w:uiPriority="49"/>
+    <w:lsdException w:name="Grid Table 5 Dark Accent 2" w:uiPriority="50"/>
+    <w:lsdException w:name="Grid Table 6 Colorful Accent 2" w:uiPriority="51"/>
+    <w:lsdException w:name="Grid Table 7 Colorful Accent 2" w:uiPriority="52"/>
+    <w:lsdException w:name="Grid Table 1 Light Accent 3" w:uiPriority="46"/>
+    <w:lsdException w:name="Grid Table 2 Accent 3" w:uiPriority="47"/>
+    <w:lsdException w:name="Grid Table 3 Accent 3" w:uiPriority="48"/>
+    <w:lsdException w:name="Grid Table 4 Accent 3" w:uiPriority="49"/>
+    <w:lsdException w:name="Grid Table 5 Dark Accent 3" w:uiPriority="50"/>
+    <w:lsdException w:name="Grid Table 6 Colorful Accent 3" w:uiPriority="51"/>
+    <w:lsdException w:name="Grid Table 7 Colorful Accent 3" w:uiPriority="52"/>
+    <w:lsdException w:name="Grid Table 1 Light Accent 4" w:uiPriority="46"/>
+    <w:lsdException w:name="Grid Table 2 Accent 4" w:uiPriority="47"/>
+    <w:lsdException w:name="Grid Table 3 Accent 4" w:uiPriority="48"/>
+    <w:lsdException w:name="Grid Table 4 Accent 4" w:uiPriority="49"/>
+    <w:lsdException w:name="Grid Table 5 Dark Accent 4" w:uiPriority="50"/>
+    <w:lsdException w:name="Grid Table 6 Colorful Accent 4" w:uiPriority="51"/>
+    <w:lsdException w:name="Grid Table 7 Colorful Accent 4" w:uiPriority="52"/>
+    <w:lsdException w:name="Grid Table 1 Light Accent 5" w:uiPriority="46"/>
+    <w:lsdException w:name="Grid Table 2 Accent 5" w:uiPriority="47"/>
+    <w:lsdException w:name="Grid Table 3 Accent 5" w:uiPriority="48"/>
+    <w:lsdException w:name="Grid Table 4 Accent 5" w:uiPriority="49"/>
+    <w:lsdException w:name="Grid Table 5 Dark Accent 5" w:uiPriority="50"/>
+    <w:lsdException w:name="Grid Table 6 Colorful Accent 5" w:uiPriority="51"/>
+    <w:lsdException w:name="Grid Table 7 Colorful Accent 5" w:uiPriority="52"/>
+    <w:lsdException w:name="Grid Table 1 Light Accent 6" w:uiPriority="46"/>
+    <w:lsdException w:name="Grid Table 2 Accent 6" w:uiPriority="47"/>
+    <w:lsdException w:name="Grid Table 3 Accent 6" w:uiPriority="48"/>
+    <w:lsdException w:name="Grid Table 4 Accent 6" w:uiPriority="49"/>
+    <w:lsdException w:name="Grid Table 5 Dark Accent 6" w:uiPriority="50"/>
+    <w:lsdException w:name="Grid Table 6 Colorful Accent 6" w:uiPriority="51"/>
+    <w:lsdException w:name="Grid Table 7 Colorful Accent 6" w:uiPriority="52"/>
+    <w:lsdException w:name="List Table 1 Light" w:uiPriority="46"/>
+    <w:lsdException w:name="List Table 2" w:uiPriority="47"/>
+    <w:lsdException w:name="List Table 3" w:uiPriority="48"/>
+    <w:lsdException w:name="List Table 4" w:uiPriority="49"/>
+    <w:lsdException w:name="List Table 5 Dark" w:uiPriority="50"/>
+    <w:lsdException w:name="List Table 6 Colorful" w:uiPriority="51"/>
+    <w:lsdException w:name="List Table 7 Colorful" w:uiPriority="52"/>
+    <w:lsdException w:name="List Table 1 Light Accent 1" w:uiPriority="46"/>
+    <w:lsdException w:name="List Table 2 Accent 1" w:uiPriority="47"/>
+    <w:lsdException w:name="List Table 3 Accent 1" w:uiPriority="48"/>
+    <w:lsdException w:name="List Table 4 Accent 1" w:uiPriority="49"/>
+    <w:lsdException w:name="List Table 5 Dark Accent 1" w:uiPriority="50"/>
+    <w:lsdException w:name="List Table 6 Colorful Accent 1" w:uiPriority="51"/>
+    <w:lsdException w:name="List Table 7 Colorful Accent 1" w:uiPriority="52"/>
+    <w:lsdException w:name="List Table 1 Light Accent 2" w:uiPriority="46"/>
+    <w:lsdException w:name="List Table 2 Accent 2" w:uiPriority="47"/>
+    <w:lsdException w:name="List Table 3 Accent 2" w:uiPriority="48"/>
+    <w:lsdException w:name="List Table 4 Accent 2" w:uiPriority="49"/>
+    <w:lsdException w:name="List Table 5 Dark Accent 2" w:uiPriority="50"/>
+    <w:lsdException w:name="List Table 6 Colorful Accent 2" w:uiPriority="51"/>
+    <w:lsdException w:name="List Table 7 Colorful Accent 2" w:uiPriority="52"/>
+    <w:lsdException w:name="List Table 1 Light Accent 3" w:uiPriority="46"/>
+    <w:lsdException w:name="List Table 2 Accent 3" w:uiPriority="47"/>
+    <w:lsdException w:name="List Table 3 Accent 3" w:uiPriority="48"/>
+    <w:lsdException w:name="List Table 4 Accent 3" w:uiPriority="49"/>
+    <w:lsdException w:name="List Table 5 Dark Accent 3" w:uiPriority="50"/>
+    <w:lsdException w:name="List Table 6 Colorful Accent 3" w:uiPriority="51"/>
+    <w:lsdException w:name="List Table 7 Colorful Accent 3" w:uiPriority="52"/>
+    <w:lsdException w:name="List Table 1 Light Accent 4" w:uiPriority="46"/>
+    <w:lsdException w:name="List Table 2 Accent 4" w:uiPriority="47"/>
+    <w:lsdException w:name="List Table 3 Accent 4" w:uiPriority="48"/>
+    <w:lsdException w:name="List Table 4 Accent 4" w:uiPriority="49"/>
+    <w:lsdException w:name="List Table 5 Dark Accent 4" w:uiPriority="50"/>
+    <w:lsdException w:name="List Table 6 Colorful Accent 4" w:uiPriority="51"/>
+    <w:lsdException w:name="List Table 7 Colorful Accent 4" w:uiPriority="52"/>
+    <w:lsdException w:name="List Table 1 Light Accent 5" w:uiPriority="46"/>
+    <w:lsdException w:name="List Table 2 Accent 5" w:uiPriority="47"/>
+    <w:lsdException w:name="List Table 3 Accent 5" w:uiPriority="48"/>
+    <w:lsdException w:name="List Table 4 Accent 5" w:uiPriority="49"/>
+    <w:lsdException w:name="List Table 5 Dark Accent 5" w:uiPriority="50"/>
+    <w:lsdException w:name="List Table 6 Colorful Accent 5" w:uiPriority="51"/>
+    <w:lsdException w:name="List Table 7 Colorful Accent 5" w:uiPriority="52"/>
+    <w:lsdException w:name="List Table 1 Light Accent 6" w:uiPriority="46"/>
+    <w:lsdException w:name="List Table 2 Accent 6" w:uiPriority="47"/>
+    <w:lsdException w:name="List Table 3 Accent 6" w:uiPriority="48"/>
+    <w:lsdException w:name="List Table 4 Accent 6" w:uiPriority="49"/>
+    <w:lsdException w:name="List Table 5 Dark Accent 6" w:uiPriority="50"/>
+    <w:lsdException w:name="List Table 6 Colorful Accent 6" w:uiPriority="51"/>
+    <w:lsdException w:name="List Table 7 Colorful Accent 6" w:uiPriority="52"/>
+    <w:lsdException w:name="Mention" w:semiHidden="1" w:unhideWhenUsed="1"/>
+    <w:lsdException w:name="Smart Hyperlink" w:semiHidden="1" w:unhideWhenUsed="1"/>
+    <w:lsdException w:name="Hashtag" w:semiHidden="1" w:unhideWhenUsed="1"/>
+    <w:lsdException w:name="Unresolved Mention" w:semiHidden="1" w:unhideWhenUsed="1"/>
+    <w:lsdException w:name="Smart Link" w:semiHidden="1" w:unhideWhenUsed="1"/>
   </w:latentStyles>
-  <w:style w:type="paragraph" w:default="1" w:styleId="1">
+  <w:style w:type="paragraph" w:default="1" w:styleId="Normal">
     <w:name w:val="Normal"/>
     <w:qFormat/>
-    <w:uiPriority w:val="0"/>
-    <w:pPr>
-      <w:spacing w:after="0" w:line="240" w:lineRule="auto"/>
-    </w:pPr>
     <w:rPr>
-      <w:rFonts w:ascii="Times New Roman" w:hAnsi="Times New Roman" w:eastAsia="Times New Roman" w:cs="Times New Roman"/>
+      <w:rFonts w:ascii="Times New Roman" w:eastAsia="Times New Roman" w:hAnsi="Times New Roman" w:cs="Times New Roman"/>
       <w:sz w:val="24"/>
-      <w:szCs w:val="20"/>
-      <w:lang w:val="en-GB" w:eastAsia="en-US" w:bidi="ar-SA"/>
+      <w:lang w:val="en-GB" w:eastAsia="en-US"/>
     </w:rPr>
   </w:style>
-  <w:style w:type="character" w:default="1" w:styleId="2">
+  <w:style w:type="character" w:default="1" w:styleId="DefaultParagraphFont">
     <w:name w:val="Default Paragraph Font"/>
+    <w:uiPriority w:val="1"/>
     <w:semiHidden/>
     <w:unhideWhenUsed/>
-    <w:uiPriority w:val="1"/>
   </w:style>
-  <w:style w:type="table" w:default="1" w:styleId="3">
+  <w:style w:type="table" w:default="1" w:styleId="TableNormal">
     <w:name w:val="Normal Table"/>
+    <w:uiPriority w:val="99"/>
     <w:semiHidden/>
     <w:unhideWhenUsed/>
-    <w:uiPriority w:val="99"/>
     <w:tblPr>
+      <w:tblInd w:w="0" w:type="dxa"/>
       <w:tblCellMar>
         <w:top w:w="0" w:type="dxa"/>
         <w:left w:w="108" w:type="dxa"/>
@@ -3509,12 +3312,18 @@
       </w:tblCellMar>
     </w:tblPr>
   </w:style>
-  <w:style w:type="paragraph" w:styleId="4">
+  <w:style w:type="numbering" w:default="1" w:styleId="NoList">
+    <w:name w:val="No List"/>
+    <w:uiPriority w:val="99"/>
+    <w:semiHidden/>
+    <w:unhideWhenUsed/>
+  </w:style>
+  <w:style w:type="paragraph" w:styleId="Footer">
     <w:name w:val="footer"/>
-    <w:basedOn w:val="1"/>
-    <w:link w:val="10"/>
+    <w:basedOn w:val="Normal"/>
+    <w:link w:val="FooterChar"/>
+    <w:uiPriority w:val="99"/>
     <w:unhideWhenUsed/>
-    <w:uiPriority w:val="99"/>
     <w:pPr>
       <w:tabs>
         <w:tab w:val="center" w:pos="4680"/>
@@ -3522,12 +3331,12 @@
       </w:tabs>
     </w:pPr>
   </w:style>
-  <w:style w:type="paragraph" w:styleId="5">
+  <w:style w:type="paragraph" w:styleId="Header">
     <w:name w:val="header"/>
-    <w:basedOn w:val="1"/>
-    <w:link w:val="9"/>
+    <w:basedOn w:val="Normal"/>
+    <w:link w:val="HeaderChar"/>
+    <w:uiPriority w:val="99"/>
     <w:unhideWhenUsed/>
-    <w:uiPriority w:val="99"/>
     <w:pPr>
       <w:tabs>
         <w:tab w:val="center" w:pos="4680"/>
@@ -3535,63 +3344,59 @@
       </w:tabs>
     </w:pPr>
   </w:style>
-  <w:style w:type="character" w:styleId="6">
+  <w:style w:type="character" w:styleId="Hyperlink">
     <w:name w:val="Hyperlink"/>
     <w:unhideWhenUsed/>
-    <w:uiPriority w:val="0"/>
     <w:rPr>
       <w:color w:val="0000FF"/>
       <w:u w:val="single"/>
     </w:rPr>
   </w:style>
-  <w:style w:type="table" w:styleId="7">
+  <w:style w:type="table" w:styleId="TableGrid">
     <w:name w:val="Table Grid"/>
-    <w:basedOn w:val="3"/>
+    <w:basedOn w:val="TableNormal"/>
     <w:uiPriority w:val="39"/>
-    <w:pPr>
-      <w:spacing w:after="0" w:line="240" w:lineRule="auto"/>
-    </w:pPr>
     <w:tblPr>
       <w:tblBorders>
-        <w:top w:val="single" w:color="auto" w:sz="4" w:space="0"/>
-        <w:left w:val="single" w:color="auto" w:sz="4" w:space="0"/>
-        <w:bottom w:val="single" w:color="auto" w:sz="4" w:space="0"/>
-        <w:right w:val="single" w:color="auto" w:sz="4" w:space="0"/>
-        <w:insideH w:val="single" w:color="auto" w:sz="4" w:space="0"/>
-        <w:insideV w:val="single" w:color="auto" w:sz="4" w:space="0"/>
+        <w:top w:val="single" w:sz="4" w:space="0" w:color="auto"/>
+        <w:left w:val="single" w:sz="4" w:space="0" w:color="auto"/>
+        <w:bottom w:val="single" w:sz="4" w:space="0" w:color="auto"/>
+        <w:right w:val="single" w:sz="4" w:space="0" w:color="auto"/>
+        <w:insideH w:val="single" w:sz="4" w:space="0" w:color="auto"/>
+        <w:insideV w:val="single" w:sz="4" w:space="0" w:color="auto"/>
       </w:tblBorders>
     </w:tblPr>
   </w:style>
-  <w:style w:type="paragraph" w:styleId="8">
+  <w:style w:type="paragraph" w:styleId="ListParagraph">
     <w:name w:val="List Paragraph"/>
-    <w:basedOn w:val="1"/>
+    <w:basedOn w:val="Normal"/>
+    <w:uiPriority w:val="34"/>
     <w:qFormat/>
-    <w:uiPriority w:val="34"/>
     <w:pPr>
       <w:ind w:left="720"/>
       <w:contextualSpacing/>
     </w:pPr>
   </w:style>
-  <w:style w:type="character" w:customStyle="1" w:styleId="9">
+  <w:style w:type="character" w:customStyle="1" w:styleId="HeaderChar">
     <w:name w:val="Header Char"/>
-    <w:basedOn w:val="2"/>
-    <w:link w:val="5"/>
+    <w:basedOn w:val="DefaultParagraphFont"/>
+    <w:link w:val="Header"/>
+    <w:uiPriority w:val="99"/>
     <w:qFormat/>
-    <w:uiPriority w:val="99"/>
     <w:rPr>
-      <w:rFonts w:ascii="Times New Roman" w:hAnsi="Times New Roman" w:eastAsia="Times New Roman" w:cs="Times New Roman"/>
+      <w:rFonts w:ascii="Times New Roman" w:eastAsia="Times New Roman" w:hAnsi="Times New Roman" w:cs="Times New Roman"/>
       <w:sz w:val="24"/>
       <w:szCs w:val="20"/>
       <w:lang w:val="en-GB"/>
     </w:rPr>
   </w:style>
-  <w:style w:type="character" w:customStyle="1" w:styleId="10">
+  <w:style w:type="character" w:customStyle="1" w:styleId="FooterChar">
     <w:name w:val="Footer Char"/>
-    <w:basedOn w:val="2"/>
-    <w:link w:val="4"/>
+    <w:basedOn w:val="DefaultParagraphFont"/>
+    <w:link w:val="Footer"/>
     <w:uiPriority w:val="99"/>
     <w:rPr>
-      <w:rFonts w:ascii="Times New Roman" w:hAnsi="Times New Roman" w:eastAsia="Times New Roman" w:cs="Times New Roman"/>
+      <w:rFonts w:ascii="Times New Roman" w:eastAsia="Times New Roman" w:hAnsi="Times New Roman" w:cs="Times New Roman"/>
       <w:sz w:val="24"/>
       <w:szCs w:val="20"/>
       <w:lang w:val="en-GB"/>
@@ -3852,5 +3657,6 @@
     </a:fmtScheme>
   </a:themeElements>
   <a:objectDefaults/>
+  <a:extraClrSchemeLst/>
 </a:theme>
 </file>